--- a/backend/templates/contract_goods_single.docx
+++ b/backend/templates/contract_goods_single.docx
@@ -227,7 +227,6 @@
           <w:szCs w:val="24"/>
         </w:rPr>
       </w:pPr>
-      <w:commentRangeStart w:id="0"/>
       <w:r>
         <w:rPr>
           <w:b/>
@@ -415,7 +414,6 @@
           <w:szCs w:val="24"/>
         </w:rPr>
       </w:r>
-      <w:commentRangeEnd w:id="0"/>
       <w:r>
         <w:rPr>
           <w:rStyle w:val="a4"/>
@@ -1788,7 +1786,6 @@
           <w:szCs w:val="24"/>
         </w:rPr>
       </w:pPr>
-      <w:commentRangeStart w:id="3"/>
       <w:r>
         <w:rPr>
           <w:sz w:val="24"/>
@@ -2097,13 +2094,11 @@
         </w:rPr>
         <w:t>-…</w:t>
       </w:r>
-      <w:commentRangeEnd w:id="3"/>
       <w:r>
         <w:rPr>
           <w:rStyle w:val="a4"/>
           <w:highlight w:val="yellow"/>
         </w:rPr>
-        <w:commentReference w:id="3"/>
       </w:r>
       <w:r>
         <w:rPr>
@@ -3542,7 +3537,7 @@
           <w:sz w:val="24"/>
           <w:szCs w:val="24"/>
         </w:rPr>
-        <w:t>4.1. Общая стоимость товаров, поставляемых по Договору (далее – цена товара), составляет {{contract_price_num}} ({{contract_price_words}}) рублей, {% if vat_applicable %}{% if vat_rate == 20 %}НДС – 20% ({{vat_amount_num}} ({{vat_amount_words}}) рублей){% endif %}{% if vat_rate == 5 %}в т.ч. НДС – 5% ({{vat_amount_num}} ({{vat_amount_words}}) рублей){% endif %}{% else %}НДС не облагается на основании {{vat_exemption_article}} НК РФ{% endif %}.</w:t>
+        <w:t xml:space="preserve">4.1. Общая стоимость товаров, поставляемых по Договору (далее – цена товара), составляет {{contract_price_num}} ({{contract_price_words}}) рублей, {%- if vat_applicable %}{%- if vat_rate == 20 %}в том числе НДС 20%% — {{vat_amount_num}} ({{vat_amount_words}}) рублей{%- endif %}{%- if vat_rate == 10 %}в том числе НДС 10%% — {{vat_amount_num}} ({{vat_amount_words}}) рублей{%- endif %}{%- if vat_rate == 5 %}в том числе НДС 5%% — {{vat_amount_num}} ({{vat_amount_words}}) рублей{%- endif %}{%- else %}НДС не облагается на основании {{vat_exemption_article}} НК РФ{%- endif %}.</w:t>
       </w:r>
       <w:r>
         <w:rPr>
@@ -3775,7 +3770,6 @@
         </w:rPr>
         <w:t>(</w:t>
       </w:r>
-      <w:commentRangeStart w:id="5"/>
       <w:r>
         <w:rPr>
           <w:i/>
@@ -3786,12 +3780,10 @@
         </w:rPr>
         <w:t>доставкой</w:t>
       </w:r>
-      <w:commentRangeEnd w:id="5"/>
       <w:r>
         <w:rPr>
           <w:rStyle w:val="a4"/>
         </w:rPr>
-        <w:commentReference w:id="5"/>
       </w:r>
       <w:r>
         <w:rPr>
@@ -3844,7 +3836,6 @@
           <w:szCs w:val="24"/>
         </w:rPr>
       </w:pPr>
-      <w:commentRangeStart w:id="6"/>
       <w:r>
         <w:rPr>
           <w:sz w:val="24"/>
@@ -4017,40 +4008,37 @@
         </w:rPr>
         <w:t>.</w:t>
       </w:r>
-      <w:commentRangeEnd w:id="6"/>
       <w:r>
         <w:rPr>
           <w:rStyle w:val="a4"/>
         </w:rPr>
-        <w:commentReference w:id="6"/>
-      </w:r>
-    </w:p>
-    <w:p>
-      <w:pPr>
-        <w:spacing w:after="0"/>
-        <w:ind w:firstLine="708"/>
-        <w:jc w:val="both"/>
-        <w:rPr>
-          <w:i/>
-          <w:iCs/>
-          <w:sz w:val="24"/>
-          <w:szCs w:val="24"/>
-        </w:rPr>
-      </w:pPr>
-    </w:p>
-    <w:p>
-      <w:pPr>
-        <w:spacing w:after="0"/>
-        <w:ind w:firstLine="708"/>
-        <w:jc w:val="both"/>
-        <w:rPr>
-          <w:i/>
-          <w:iCs/>
-          <w:sz w:val="24"/>
-          <w:szCs w:val="24"/>
-        </w:rPr>
-      </w:pPr>
-      <w:commentRangeStart w:id="7"/>
+      </w:r>
+    </w:p>
+    <w:p>
+      <w:pPr>
+        <w:spacing w:after="0"/>
+        <w:ind w:firstLine="708"/>
+        <w:jc w:val="both"/>
+        <w:rPr>
+          <w:i/>
+          <w:iCs/>
+          <w:sz w:val="24"/>
+          <w:szCs w:val="24"/>
+        </w:rPr>
+      </w:pPr>
+    </w:p>
+    <w:p>
+      <w:pPr>
+        <w:spacing w:after="0"/>
+        <w:ind w:firstLine="708"/>
+        <w:jc w:val="both"/>
+        <w:rPr>
+          <w:i/>
+          <w:iCs/>
+          <w:sz w:val="24"/>
+          <w:szCs w:val="24"/>
+        </w:rPr>
+      </w:pPr>
       <w:r>
         <w:rPr>
           <w:sz w:val="24"/>
@@ -4223,12 +4211,10 @@
         </w:rPr>
         <w:t>.</w:t>
       </w:r>
-      <w:commentRangeEnd w:id="7"/>
       <w:r>
         <w:rPr>
           <w:rStyle w:val="a4"/>
         </w:rPr>
-        <w:commentReference w:id="7"/>
       </w:r>
     </w:p>
     <w:p>
@@ -4316,17 +4302,15 @@
           <w:highlight w:val="yellow"/>
         </w:rPr>
       </w:r>
-      <w:commentRangeStart w:id="8"/>
-      <w:r>
-        <w:rPr>
-          <w:i/>
-          <w:iCs/>
-          <w:sz w:val="24"/>
-          <w:szCs w:val="24"/>
-          <w:highlight w:val="yellow"/>
-        </w:rPr>
-      </w:r>
-      <w:commentRangeEnd w:id="8"/>
+      <w:r>
+        <w:rPr>
+          <w:i/>
+          <w:iCs/>
+          <w:sz w:val="24"/>
+          <w:szCs w:val="24"/>
+          <w:highlight w:val="yellow"/>
+        </w:rPr>
+      </w:r>
       <w:r>
         <w:rPr>
           <w:rStyle w:val="a4"/>
@@ -4364,7 +4348,6 @@
           <w:highlight w:val="yellow"/>
         </w:rPr>
       </w:pPr>
-      <w:commentRangeStart w:id="9"/>
       <w:r>
         <w:rPr>
           <w:i/>
@@ -4529,13 +4512,11 @@
         </w:rPr>
         <w:t>.</w:t>
       </w:r>
-      <w:commentRangeEnd w:id="9"/>
       <w:r>
         <w:rPr>
           <w:rStyle w:val="a4"/>
           <w:highlight w:val="yellow"/>
         </w:rPr>
-        <w:commentReference w:id="9"/>
       </w:r>
     </w:p>
     <w:p>
@@ -4663,7 +4644,7 @@
           <w:sz w:val="24"/>
           <w:szCs w:val="24"/>
         </w:rPr>
-        <w:t xml:space="preserve">4.6.1. В связи с финансированием Договора за счет средств субсидии, установленной </w:t>
+        <w:t xml:space="preserve">{% if subsidy_extra_clause_1 %}{% if subsidy_extra_clause_1 %}4.6.1. В связи с финансированием Договора за счет средств субсидии, установленной </w:t>
       </w:r>
       <w:r>
         <w:rPr>
@@ -4811,7 +4792,7 @@
           <w:sz w:val="24"/>
           <w:szCs w:val="24"/>
         </w:rPr>
-        <w:t xml:space="preserve">. </w:t>
+        <w:t xml:space="preserve">. {% endif %}{% endif %}</w:t>
       </w:r>
     </w:p>
     <w:p>
@@ -5260,7 +5241,6 @@
           <w:highlight w:val="yellow"/>
         </w:rPr>
       </w:pPr>
-      <w:commentRangeStart w:id="10"/>
       <w:r>
         <w:rPr>
           <w:i/>
@@ -5617,41 +5597,38 @@
         </w:rPr>
         <w:t xml:space="preserve"> </w:t>
       </w:r>
-      <w:commentRangeEnd w:id="10"/>
       <w:r>
         <w:rPr>
           <w:rStyle w:val="a4"/>
         </w:rPr>
-        <w:commentReference w:id="10"/>
-      </w:r>
-    </w:p>
-    <w:p>
-      <w:pPr>
-        <w:spacing w:after="0"/>
-        <w:ind w:firstLine="708"/>
-        <w:jc w:val="both"/>
-        <w:rPr>
-          <w:i/>
-          <w:iCs/>
-          <w:sz w:val="24"/>
-          <w:szCs w:val="24"/>
-        </w:rPr>
-      </w:pPr>
-    </w:p>
-    <w:p>
-      <w:pPr>
-        <w:spacing w:after="0"/>
-        <w:ind w:firstLine="708"/>
-        <w:jc w:val="both"/>
-        <w:rPr>
-          <w:i/>
-          <w:iCs/>
-          <w:sz w:val="24"/>
-          <w:szCs w:val="24"/>
-          <w:highlight w:val="yellow"/>
-        </w:rPr>
-      </w:pPr>
-      <w:commentRangeStart w:id="11"/>
+      </w:r>
+    </w:p>
+    <w:p>
+      <w:pPr>
+        <w:spacing w:after="0"/>
+        <w:ind w:firstLine="708"/>
+        <w:jc w:val="both"/>
+        <w:rPr>
+          <w:i/>
+          <w:iCs/>
+          <w:sz w:val="24"/>
+          <w:szCs w:val="24"/>
+        </w:rPr>
+      </w:pPr>
+    </w:p>
+    <w:p>
+      <w:pPr>
+        <w:spacing w:after="0"/>
+        <w:ind w:firstLine="708"/>
+        <w:jc w:val="both"/>
+        <w:rPr>
+          <w:i/>
+          <w:iCs/>
+          <w:sz w:val="24"/>
+          <w:szCs w:val="24"/>
+          <w:highlight w:val="yellow"/>
+        </w:rPr>
+      </w:pPr>
       <w:r>
         <w:rPr>
           <w:i/>
@@ -5977,12 +5954,10 @@
         </w:rPr>
         <w:t>.</w:t>
       </w:r>
-      <w:commentRangeEnd w:id="11"/>
       <w:r>
         <w:rPr>
           <w:rStyle w:val="a4"/>
         </w:rPr>
-        <w:commentReference w:id="11"/>
       </w:r>
     </w:p>
     <w:p>
@@ -10815,7 +10790,7 @@
                 <w:sz w:val="24"/>
                 <w:szCs w:val="24"/>
               </w:rPr>
-              <w:t xml:space="preserve">ВСКС </w:t>
+              <w:t xml:space="preserve">{{customer_full_name}}</w:t>
             </w:r>
           </w:p>
           <w:p>
@@ -10830,7 +10805,7 @@
                 <w:sz w:val="24"/>
                 <w:szCs w:val="24"/>
               </w:rPr>
-              <w:t>Адрес местонахождения: 119454, г. Москва, пр-т Вернадского, д.78, стр.8, этаж цокольный, помещение I, комната 4</w:t>
+              <w:t xml:space="preserve">Адрес местонахождения: {{customer_address}}78, стр.8, этаж цокольный, помещение I, комната 4</w:t>
             </w:r>
             <w:r>
               <w:rPr>
@@ -10925,7 +10900,7 @@
                 <w:sz w:val="24"/>
                 <w:szCs w:val="24"/>
               </w:rPr>
-              <w:t>УФК ПО Г. МОСКВЕ (ВСКС)</w:t>
+              <w:t>{{customer_bank_name}}</w:t>
             </w:r>
           </w:p>
           <w:p>
@@ -10940,7 +10915,7 @@
                 <w:sz w:val="24"/>
                 <w:szCs w:val="24"/>
               </w:rPr>
-              <w:t>Лицевой счет 711К0232001</w:t>
+              <w:t xml:space="preserve">Лицевой счёт: {{customer_personal_account}}</w:t>
             </w:r>
           </w:p>
           <w:p>
@@ -10955,7 +10930,7 @@
                 <w:sz w:val="24"/>
                 <w:szCs w:val="24"/>
               </w:rPr>
-              <w:t>Казначейский счет: 03215643000000017301</w:t>
+              <w:t xml:space="preserve">Казначейский счёт: {{customer_settlement_account}}</w:t>
             </w:r>
           </w:p>
           <w:p>
@@ -10970,7 +10945,7 @@
                 <w:sz w:val="24"/>
                 <w:szCs w:val="24"/>
               </w:rPr>
-              <w:t>ГУ БАНКА РОССИИ ПО ЦФО//УФК ПО Г. МОСКВЕ, г Москва</w:t>
+              <w:t>{{customer_bank_name}}</w:t>
             </w:r>
           </w:p>
           <w:p>
@@ -10985,7 +10960,7 @@
                 <w:sz w:val="24"/>
                 <w:szCs w:val="24"/>
               </w:rPr>
-              <w:t>БИК ТОФК 004525988</w:t>
+              <w:t xml:space="preserve">БИК: {{customer_bik}}</w:t>
             </w:r>
           </w:p>
           <w:p>
@@ -11000,7 +10975,7 @@
                 <w:sz w:val="24"/>
                 <w:szCs w:val="24"/>
               </w:rPr>
-              <w:t>Единый казначейский счет: 40102810545370000003</w:t>
+              <w:t xml:space="preserve">Корреспондентский счёт: {{customer_correspondent_account}}</w:t>
             </w:r>
           </w:p>
           <w:p>
@@ -11015,7 +10990,7 @@
                 <w:sz w:val="24"/>
                 <w:szCs w:val="24"/>
               </w:rPr>
-              <w:t>ОКПО 17777419</w:t>
+              <w:t xml:space="preserve">ОГРН {{customer_ogrn}}</w:t>
             </w:r>
           </w:p>
           <w:p>
@@ -11062,7 +11037,6 @@
               </w:rPr>
               <w:t>Эл.почта: {{customer_email}}</w:t>
             </w:r>
-            <w:commentRangeStart w:id="13"/>
             <w:proofErr w:type="spellEnd"/>
             <w:r>
               <w:rPr>
@@ -11076,7 +11050,6 @@
                 <w:szCs w:val="24"/>
               </w:rPr>
             </w:r>
-            <w:commentRangeEnd w:id="13"/>
             <w:r>
               <w:rPr>
                 <w:rStyle w:val="a4"/>
@@ -11223,7 +11196,6 @@
                 <w:highlight w:val="yellow"/>
               </w:rPr>
             </w:pPr>
-            <w:commentRangeStart w:id="14"/>
             <w:r>
               <w:rPr>
                 <w:i/>
@@ -11254,14 +11226,12 @@
               </w:rPr>
               <w:t>ОГРН</w:t>
             </w:r>
-            <w:commentRangeEnd w:id="14"/>
             <w:r>
               <w:rPr>
                 <w:rStyle w:val="a4"/>
                 <w:i/>
                 <w:iCs/>
               </w:rPr>
-              <w:commentReference w:id="14"/>
             </w:r>
           </w:p>
           <w:p>
@@ -11284,7 +11254,6 @@
                 <w:highlight w:val="yellow"/>
               </w:rPr>
             </w:pPr>
-            <w:commentRangeStart w:id="15"/>
             <w:r>
               <w:rPr>
                 <w:i/>
@@ -11315,12 +11284,10 @@
               </w:rPr>
               <w:t>ОГРНИП</w:t>
             </w:r>
-            <w:commentRangeEnd w:id="15"/>
             <w:r>
               <w:rPr>
                 <w:rStyle w:val="a4"/>
               </w:rPr>
-              <w:commentReference w:id="15"/>
             </w:r>
           </w:p>
           <w:p>
@@ -11462,7 +11429,6 @@
                 <w:szCs w:val="24"/>
               </w:rPr>
             </w:pPr>
-            <w:commentRangeStart w:id="16"/>
             <w:r>
               <w:rPr>
                 <w:i/>
@@ -11482,7 +11448,6 @@
                 <w:highlight w:val="yellow"/>
               </w:rPr>
             </w:r>
-            <w:commentRangeEnd w:id="16"/>
             <w:r>
               <w:rPr>
                 <w:rStyle w:val="a4"/>
@@ -12201,7 +12166,7 @@
                 <w:sz w:val="24"/>
                 <w:szCs w:val="24"/>
               </w:rPr>
-              <w:t>ВСКС</w:t>
+              <w:t>{{customer_full_name}}</w:t>
             </w:r>
           </w:p>
           <w:p>
@@ -12333,7 +12298,6 @@
                 <w:szCs w:val="24"/>
               </w:rPr>
             </w:pPr>
-            <w:commentRangeStart w:id="17"/>
             <w:r>
               <w:rPr>
                 <w:i/>
@@ -12353,7 +12317,6 @@
                 <w:highlight w:val="yellow"/>
               </w:rPr>
             </w:r>
-            <w:commentRangeEnd w:id="17"/>
             <w:r>
               <w:rPr>
                 <w:rStyle w:val="a4"/>
@@ -12507,321 +12470,6 @@
     </w:sectPr>
   </w:body>
 </w:document>
-</file>
-
-<file path=word/comments.xml><?xml version="1.0" encoding="utf-8"?>
-<w:comments xmlns:wpc="http://schemas.microsoft.com/office/word/2010/wordprocessingCanvas" xmlns:cx="http://schemas.microsoft.com/office/drawing/2014/chartex" xmlns:cx1="http://schemas.microsoft.com/office/drawing/2015/9/8/chartex" xmlns:cx2="http://schemas.microsoft.com/office/drawing/2015/10/21/chartex" xmlns:cx3="http://schemas.microsoft.com/office/drawing/2016/5/9/chartex" xmlns:cx4="http://schemas.microsoft.com/office/drawing/2016/5/10/chartex" xmlns:cx5="http://schemas.microsoft.com/office/drawing/2016/5/11/chartex" xmlns:cx6="http://schemas.microsoft.com/office/drawing/2016/5/12/chartex" xmlns:cx7="http://schemas.microsoft.com/office/drawing/2016/5/13/chartex" xmlns:cx8="http://schemas.microsoft.com/office/drawing/2016/5/14/chartex" xmlns:mc="http://schemas.openxmlformats.org/markup-compatibility/2006" xmlns:aink="http://schemas.microsoft.com/office/drawing/2016/ink" xmlns:am3d="http://schemas.microsoft.com/office/drawing/2017/model3d" xmlns:o="urn:schemas-microsoft-com:office:office" xmlns:r="http://schemas.openxmlformats.org/officeDocument/2006/relationships" xmlns:m="http://schemas.openxmlformats.org/officeDocument/2006/math" xmlns:v="urn:schemas-microsoft-com:vml" xmlns:wp14="http://schemas.microsoft.com/office/word/2010/wordprocessingDrawing" xmlns:wp="http://schemas.openxmlformats.org/drawingml/2006/wordprocessingDrawing" xmlns:w10="urn:schemas-microsoft-com:office:word" xmlns:w="http://schemas.openxmlformats.org/wordprocessingml/2006/main" xmlns:w14="http://schemas.microsoft.com/office/word/2010/wordml" xmlns:w15="http://schemas.microsoft.com/office/word/2012/wordml" xmlns:w16cex="http://schemas.microsoft.com/office/word/2018/wordml/cex" xmlns:w16cid="http://schemas.microsoft.com/office/word/2016/wordml/cid" xmlns:w16="http://schemas.microsoft.com/office/word/2018/wordml" xmlns:w16sdtdh="http://schemas.microsoft.com/office/word/2020/wordml/sdtdatahash" xmlns:w16se="http://schemas.microsoft.com/office/word/2015/wordml/symex" xmlns:wpg="http://schemas.microsoft.com/office/word/2010/wordprocessingGroup" xmlns:wpi="http://schemas.microsoft.com/office/word/2010/wordprocessingInk" xmlns:wne="http://schemas.microsoft.com/office/word/2006/wordml" xmlns:wps="http://schemas.microsoft.com/office/word/2010/wordprocessingShape" mc:Ignorable="w14 w15 w16se w16cid w16 w16cex w16sdtdh wp14">
-  <w:comment w:id="0" w:author="Александр А. Борисов" w:date="2023-11-09T09:34:00Z" w:initials="ААБ">
-    <w:p>
-      <w:pPr>
-        <w:pStyle w:val="a5"/>
-      </w:pPr>
-      <w:r>
-        <w:rPr>
-          <w:rStyle w:val="a4"/>
-        </w:rPr>
-        <w:annotationRef/>
-      </w:r>
-      <w:r>
-        <w:t>Необходимо выбрать соответствующее значение</w:t>
-      </w:r>
-    </w:p>
-  </w:comment>
-  <w:comment w:id="3" w:author="Александр А. Борисов" w:date="2023-02-16T11:10:00Z" w:initials="ААБ">
-    <w:p>
-      <w:pPr>
-        <w:pStyle w:val="a5"/>
-      </w:pPr>
-      <w:r>
-        <w:rPr>
-          <w:rStyle w:val="a4"/>
-        </w:rPr>
-        <w:annotationRef/>
-      </w:r>
-      <w:r>
-        <w:t>В случае необходимости указания каких-либо еще документов, прошу дополнить.</w:t>
-      </w:r>
-    </w:p>
-  </w:comment>
-  <w:comment w:id="5" w:author="Александр А. Борисов" w:date="2024-02-08T08:53:00Z" w:initials="ААБ">
-    <w:p>
-      <w:pPr>
-        <w:pStyle w:val="a5"/>
-      </w:pPr>
-      <w:r>
-        <w:rPr>
-          <w:rStyle w:val="a4"/>
-        </w:rPr>
-        <w:annotationRef/>
-      </w:r>
-      <w:r>
-        <w:t>Применяется только в случае, если по Договору предусмотрена Доставка (а не самовывоз)</w:t>
-      </w:r>
-    </w:p>
-  </w:comment>
-  <w:comment w:id="6" w:author="Александр А. Борисов" w:date="2025-01-09T12:50:00Z" w:initials="ААБ">
-    <w:p>
-      <w:pPr>
-        <w:pStyle w:val="a5"/>
-      </w:pPr>
-      <w:r>
-        <w:rPr>
-          <w:rStyle w:val="a4"/>
-        </w:rPr>
-        <w:annotationRef/>
-      </w:r>
-      <w:r>
-        <w:t>Применяется только в случае, когда изначально НДС отсутствует и в п. 4.1. указано без НДС</w:t>
-      </w:r>
-    </w:p>
-  </w:comment>
-  <w:comment w:id="7" w:author="Александр А. Борисов" w:date="2025-01-09T12:50:00Z" w:initials="ААБ">
-    <w:p>
-      <w:pPr>
-        <w:pStyle w:val="a5"/>
-      </w:pPr>
-      <w:r>
-        <w:rPr>
-          <w:rStyle w:val="a4"/>
-        </w:rPr>
-        <w:annotationRef/>
-      </w:r>
-      <w:r>
-        <w:t xml:space="preserve">Применяется только в случае, когда изначально НДС </w:t>
-      </w:r>
-      <w:r>
-        <w:t>указан 5%</w:t>
-      </w:r>
-      <w:r>
-        <w:t xml:space="preserve"> в п. 4.1.</w:t>
-      </w:r>
-    </w:p>
-  </w:comment>
-  <w:comment w:id="8" w:author="Александр А. Борисов" w:date="2025-02-04T09:31:00Z" w:initials="ААБ">
-    <w:p>
-      <w:pPr>
-        <w:pStyle w:val="a5"/>
-      </w:pPr>
-      <w:r>
-        <w:rPr>
-          <w:rStyle w:val="a4"/>
-        </w:rPr>
-        <w:annotationRef/>
-      </w:r>
-      <w:r>
-        <w:t>Рекомендуется устанавливать не менее 15 рабочих дней.</w:t>
-      </w:r>
-    </w:p>
-  </w:comment>
-  <w:comment w:id="9" w:author="Александр А. Борисов" w:date="2023-02-16T12:43:00Z" w:initials="ААБ">
-    <w:p>
-      <w:pPr>
-        <w:pStyle w:val="a5"/>
-      </w:pPr>
-      <w:r>
-        <w:rPr>
-          <w:rStyle w:val="a4"/>
-        </w:rPr>
-        <w:annotationRef/>
-      </w:r>
-      <w:r>
-        <w:t>Данное условие остается в договоре только в случае, если Поставщик осуществляет доставку товаров до места, обусловленного Покупателем.</w:t>
-      </w:r>
-      <w:r>
-        <w:br/>
-      </w:r>
-      <w:r>
-        <w:br/>
-        <w:t>В случае получения товаров путем самовывоза Покупателем, данные условия подлежат исключению.</w:t>
-      </w:r>
-    </w:p>
-  </w:comment>
-  <w:comment w:id="10" w:author="Александр А. Борисов" w:date="2023-02-16T13:09:00Z" w:initials="ААБ">
-    <w:p>
-      <w:pPr>
-        <w:pStyle w:val="a5"/>
-      </w:pPr>
-      <w:r>
-        <w:rPr>
-          <w:rStyle w:val="a4"/>
-        </w:rPr>
-        <w:annotationRef/>
-      </w:r>
-      <w:r>
-        <w:t>Данный пункт применяется только в случае получения товаров путем самовывоза Покупателем</w:t>
-      </w:r>
-    </w:p>
-  </w:comment>
-  <w:comment w:id="11" w:author="Александр А. Борисов" w:date="2023-02-16T13:11:00Z" w:initials="ААБ">
-    <w:p>
-      <w:pPr>
-        <w:pStyle w:val="a5"/>
-      </w:pPr>
-      <w:r>
-        <w:rPr>
-          <w:rStyle w:val="a4"/>
-        </w:rPr>
-        <w:annotationRef/>
-      </w:r>
-      <w:r>
-        <w:t>Данное условие остается в договоре только в случае, если Поставщик осуществляет доставку товаров до места, обусловленного Покупателем.</w:t>
-      </w:r>
-    </w:p>
-  </w:comment>
-  <w:comment w:id="13" w:author="Александр А. Борисов" w:date="2025-02-25T09:24:00Z" w:initials="ААБ">
-    <w:p>
-      <w:pPr>
-        <w:pStyle w:val="a5"/>
-      </w:pPr>
-      <w:r>
-        <w:rPr>
-          <w:rStyle w:val="a4"/>
-        </w:rPr>
-        <w:annotationRef/>
-      </w:r>
-      <w:r>
-        <w:t xml:space="preserve">Необходимо указать адрес </w:t>
-      </w:r>
-      <w:proofErr w:type="spellStart"/>
-      <w:r>
-        <w:t>эл.почты</w:t>
-      </w:r>
-      <w:proofErr w:type="spellEnd"/>
-      <w:r>
-        <w:t xml:space="preserve"> (для осуществления обмена официальной информацией в соответствии с условиями п. 11.5 Договора)</w:t>
-      </w:r>
-    </w:p>
-  </w:comment>
-  <w:comment w:id="14" w:author="Александр А. Борисов" w:date="2023-11-09T10:01:00Z" w:initials="ААБ">
-    <w:p>
-      <w:pPr>
-        <w:pStyle w:val="a5"/>
-      </w:pPr>
-      <w:r>
-        <w:rPr>
-          <w:rStyle w:val="a4"/>
-        </w:rPr>
-        <w:annotationRef/>
-      </w:r>
-      <w:r>
-        <w:t>Для юридических лиц</w:t>
-      </w:r>
-    </w:p>
-  </w:comment>
-  <w:comment w:id="15" w:author="Александр А. Борисов" w:date="2023-11-09T10:01:00Z" w:initials="ААБ">
-    <w:p>
-      <w:pPr>
-        <w:pStyle w:val="a5"/>
-      </w:pPr>
-      <w:r>
-        <w:rPr>
-          <w:rStyle w:val="a4"/>
-        </w:rPr>
-        <w:annotationRef/>
-      </w:r>
-      <w:r>
-        <w:t>Для индивидуальных предпринимателей</w:t>
-      </w:r>
-    </w:p>
-  </w:comment>
-  <w:comment w:id="16" w:author="Александр А. Борисов" w:date="2023-11-09T10:02:00Z" w:initials="ААБ">
-    <w:p>
-      <w:pPr>
-        <w:pStyle w:val="a5"/>
-      </w:pPr>
-      <w:r>
-        <w:rPr>
-          <w:rStyle w:val="a4"/>
-        </w:rPr>
-        <w:annotationRef/>
-      </w:r>
-      <w:r>
-        <w:t>Необходимо выбрать</w:t>
-      </w:r>
-    </w:p>
-  </w:comment>
-  <w:comment w:id="17" w:author="Александр А. Борисов" w:date="2023-11-09T10:08:00Z" w:initials="ААБ">
-    <w:p>
-      <w:pPr>
-        <w:pStyle w:val="a5"/>
-      </w:pPr>
-      <w:r>
-        <w:rPr>
-          <w:rStyle w:val="a4"/>
-        </w:rPr>
-        <w:annotationRef/>
-      </w:r>
-      <w:r>
-        <w:t>Необходимо выбрать</w:t>
-      </w:r>
-    </w:p>
-  </w:comment>
-</w:comments>
-</file>
-
-<file path=word/commentsExtended.xml><?xml version="1.0" encoding="utf-8"?>
-<w15:commentsEx xmlns:wpc="http://schemas.microsoft.com/office/word/2010/wordprocessingCanvas" xmlns:cx="http://schemas.microsoft.com/office/drawing/2014/chartex" xmlns:cx1="http://schemas.microsoft.com/office/drawing/2015/9/8/chartex" xmlns:cx2="http://schemas.microsoft.com/office/drawing/2015/10/21/chartex" xmlns:cx3="http://schemas.microsoft.com/office/drawing/2016/5/9/chartex" xmlns:cx4="http://schemas.microsoft.com/office/drawing/2016/5/10/chartex" xmlns:cx5="http://schemas.microsoft.com/office/drawing/2016/5/11/chartex" xmlns:cx6="http://schemas.microsoft.com/office/drawing/2016/5/12/chartex" xmlns:cx7="http://schemas.microsoft.com/office/drawing/2016/5/13/chartex" xmlns:cx8="http://schemas.microsoft.com/office/drawing/2016/5/14/chartex" xmlns:mc="http://schemas.openxmlformats.org/markup-compatibility/2006" xmlns:aink="http://schemas.microsoft.com/office/drawing/2016/ink" xmlns:am3d="http://schemas.microsoft.com/office/drawing/2017/model3d" xmlns:o="urn:schemas-microsoft-com:office:office" xmlns:r="http://schemas.openxmlformats.org/officeDocument/2006/relationships" xmlns:m="http://schemas.openxmlformats.org/officeDocument/2006/math" xmlns:v="urn:schemas-microsoft-com:vml" xmlns:wp14="http://schemas.microsoft.com/office/word/2010/wordprocessingDrawing" xmlns:wp="http://schemas.openxmlformats.org/drawingml/2006/wordprocessingDrawing" xmlns:w10="urn:schemas-microsoft-com:office:word" xmlns:w="http://schemas.openxmlformats.org/wordprocessingml/2006/main" xmlns:w14="http://schemas.microsoft.com/office/word/2010/wordml" xmlns:w15="http://schemas.microsoft.com/office/word/2012/wordml" xmlns:w16cex="http://schemas.microsoft.com/office/word/2018/wordml/cex" xmlns:w16cid="http://schemas.microsoft.com/office/word/2016/wordml/cid" xmlns:w16="http://schemas.microsoft.com/office/word/2018/wordml" xmlns:w16sdtdh="http://schemas.microsoft.com/office/word/2020/wordml/sdtdatahash" xmlns:w16se="http://schemas.microsoft.com/office/word/2015/wordml/symex" xmlns:wpg="http://schemas.microsoft.com/office/word/2010/wordprocessingGroup" xmlns:wpi="http://schemas.microsoft.com/office/word/2010/wordprocessingInk" xmlns:wne="http://schemas.microsoft.com/office/word/2006/wordml" xmlns:wps="http://schemas.microsoft.com/office/word/2010/wordprocessingShape" mc:Ignorable="w14 w15 w16se w16cid w16 w16cex w16sdtdh wp14">
-  <w15:commentEx w15:paraId="05F9AB9C" w15:done="0"/>
-  <w15:commentEx w15:paraId="4B50068E" w15:done="0"/>
-  <w15:commentEx w15:paraId="26DD746D" w15:done="0"/>
-  <w15:commentEx w15:paraId="7AB20E1F" w15:done="0"/>
-  <w15:commentEx w15:paraId="15576EA1" w15:done="0"/>
-  <w15:commentEx w15:paraId="50EF967A" w15:done="0"/>
-  <w15:commentEx w15:paraId="1F77A606" w15:done="0"/>
-  <w15:commentEx w15:paraId="4BB1A55C" w15:done="0"/>
-  <w15:commentEx w15:paraId="73218688" w15:done="0"/>
-  <w15:commentEx w15:paraId="3AB5AD33" w15:done="0"/>
-  <w15:commentEx w15:paraId="018FD447" w15:done="0"/>
-  <w15:commentEx w15:paraId="6BA53C4D" w15:done="0"/>
-  <w15:commentEx w15:paraId="2285CD76" w15:done="0"/>
-  <w15:commentEx w15:paraId="233EFC2E" w15:done="0"/>
-</w15:commentsEx>
-</file>
-
-<file path=word/commentsExtensible.xml><?xml version="1.0" encoding="utf-8"?>
-<w16cex:commentsExtensible xmlns:wpc="http://schemas.microsoft.com/office/word/2010/wordprocessingCanvas" xmlns:cx="http://schemas.microsoft.com/office/drawing/2014/chartex" xmlns:cx1="http://schemas.microsoft.com/office/drawing/2015/9/8/chartex" xmlns:cx2="http://schemas.microsoft.com/office/drawing/2015/10/21/chartex" xmlns:cx3="http://schemas.microsoft.com/office/drawing/2016/5/9/chartex" xmlns:cx4="http://schemas.microsoft.com/office/drawing/2016/5/10/chartex" xmlns:cx5="http://schemas.microsoft.com/office/drawing/2016/5/11/chartex" xmlns:cx6="http://schemas.microsoft.com/office/drawing/2016/5/12/chartex" xmlns:cx7="http://schemas.microsoft.com/office/drawing/2016/5/13/chartex" xmlns:cx8="http://schemas.microsoft.com/office/drawing/2016/5/14/chartex" xmlns:mc="http://schemas.openxmlformats.org/markup-compatibility/2006" xmlns:aink="http://schemas.microsoft.com/office/drawing/2016/ink" xmlns:am3d="http://schemas.microsoft.com/office/drawing/2017/model3d" xmlns:o="urn:schemas-microsoft-com:office:office" xmlns:r="http://schemas.openxmlformats.org/officeDocument/2006/relationships" xmlns:m="http://schemas.openxmlformats.org/officeDocument/2006/math" xmlns:v="urn:schemas-microsoft-com:vml" xmlns:wp14="http://schemas.microsoft.com/office/word/2010/wordprocessingDrawing" xmlns:wp="http://schemas.openxmlformats.org/drawingml/2006/wordprocessingDrawing" xmlns:w10="urn:schemas-microsoft-com:office:word" xmlns:w="http://schemas.openxmlformats.org/wordprocessingml/2006/main" xmlns:w14="http://schemas.microsoft.com/office/word/2010/wordml" xmlns:w15="http://schemas.microsoft.com/office/word/2012/wordml" xmlns:w16cex="http://schemas.microsoft.com/office/word/2018/wordml/cex" xmlns:w16cid="http://schemas.microsoft.com/office/word/2016/wordml/cid" xmlns:w16="http://schemas.microsoft.com/office/word/2018/wordml" xmlns:w16sdtdh="http://schemas.microsoft.com/office/word/2020/wordml/sdtdatahash" xmlns:w16se="http://schemas.microsoft.com/office/word/2015/wordml/symex" xmlns:wpg="http://schemas.microsoft.com/office/word/2010/wordprocessingGroup" xmlns:wpi="http://schemas.microsoft.com/office/word/2010/wordprocessingInk" xmlns:wne="http://schemas.microsoft.com/office/word/2006/wordml" xmlns:wps="http://schemas.microsoft.com/office/word/2010/wordprocessingShape" mc:Ignorable="w14 w15 w16se w16cid w16 w16cex w16sdtdh wp14">
-  <w16cex:commentExtensible w16cex:durableId="1215D1D5" w16cex:dateUtc="2023-11-09T06:34:00Z"/>
-  <w16cex:commentExtensible w16cex:durableId="27988D95" w16cex:dateUtc="2023-02-16T08:10:00Z"/>
-  <w16cex:commentExtensible w16cex:durableId="1C1EDE58" w16cex:dateUtc="2024-02-08T05:53:00Z"/>
-  <w16cex:commentExtensible w16cex:durableId="2B2A4489" w16cex:dateUtc="2025-01-09T09:50:00Z"/>
-  <w16cex:commentExtensible w16cex:durableId="2BFD07C6" w16cex:dateUtc="2025-01-09T09:50:00Z"/>
-  <w16cex:commentExtensible w16cex:durableId="2B4C5CFD" w16cex:dateUtc="2025-02-04T06:31:00Z"/>
-  <w16cex:commentExtensible w16cex:durableId="2798A357" w16cex:dateUtc="2023-02-16T09:43:00Z"/>
-  <w16cex:commentExtensible w16cex:durableId="2798A9A1" w16cex:dateUtc="2023-02-16T10:09:00Z"/>
-  <w16cex:commentExtensible w16cex:durableId="2798AA08" w16cex:dateUtc="2023-02-16T10:11:00Z"/>
-  <w16cex:commentExtensible w16cex:durableId="2B680AB7" w16cex:dateUtc="2025-02-25T06:24:00Z"/>
-  <w16cex:commentExtensible w16cex:durableId="592D9360" w16cex:dateUtc="2023-11-09T07:01:00Z"/>
-  <w16cex:commentExtensible w16cex:durableId="087CD466" w16cex:dateUtc="2023-11-09T07:01:00Z"/>
-  <w16cex:commentExtensible w16cex:durableId="7474ACBB" w16cex:dateUtc="2023-11-09T07:02:00Z"/>
-  <w16cex:commentExtensible w16cex:durableId="1AB4ABDE" w16cex:dateUtc="2023-11-09T07:08:00Z"/>
-</w16cex:commentsExtensible>
-</file>
-
-<file path=word/commentsIds.xml><?xml version="1.0" encoding="utf-8"?>
-<w16cid:commentsIds xmlns:wpc="http://schemas.microsoft.com/office/word/2010/wordprocessingCanvas" xmlns:cx="http://schemas.microsoft.com/office/drawing/2014/chartex" xmlns:cx1="http://schemas.microsoft.com/office/drawing/2015/9/8/chartex" xmlns:cx2="http://schemas.microsoft.com/office/drawing/2015/10/21/chartex" xmlns:cx3="http://schemas.microsoft.com/office/drawing/2016/5/9/chartex" xmlns:cx4="http://schemas.microsoft.com/office/drawing/2016/5/10/chartex" xmlns:cx5="http://schemas.microsoft.com/office/drawing/2016/5/11/chartex" xmlns:cx6="http://schemas.microsoft.com/office/drawing/2016/5/12/chartex" xmlns:cx7="http://schemas.microsoft.com/office/drawing/2016/5/13/chartex" xmlns:cx8="http://schemas.microsoft.com/office/drawing/2016/5/14/chartex" xmlns:mc="http://schemas.openxmlformats.org/markup-compatibility/2006" xmlns:aink="http://schemas.microsoft.com/office/drawing/2016/ink" xmlns:am3d="http://schemas.microsoft.com/office/drawing/2017/model3d" xmlns:o="urn:schemas-microsoft-com:office:office" xmlns:r="http://schemas.openxmlformats.org/officeDocument/2006/relationships" xmlns:m="http://schemas.openxmlformats.org/officeDocument/2006/math" xmlns:v="urn:schemas-microsoft-com:vml" xmlns:wp14="http://schemas.microsoft.com/office/word/2010/wordprocessingDrawing" xmlns:wp="http://schemas.openxmlformats.org/drawingml/2006/wordprocessingDrawing" xmlns:w10="urn:schemas-microsoft-com:office:word" xmlns:w="http://schemas.openxmlformats.org/wordprocessingml/2006/main" xmlns:w14="http://schemas.microsoft.com/office/word/2010/wordml" xmlns:w15="http://schemas.microsoft.com/office/word/2012/wordml" xmlns:w16cex="http://schemas.microsoft.com/office/word/2018/wordml/cex" xmlns:w16cid="http://schemas.microsoft.com/office/word/2016/wordml/cid" xmlns:w16="http://schemas.microsoft.com/office/word/2018/wordml" xmlns:w16sdtdh="http://schemas.microsoft.com/office/word/2020/wordml/sdtdatahash" xmlns:w16se="http://schemas.microsoft.com/office/word/2015/wordml/symex" xmlns:wpg="http://schemas.microsoft.com/office/word/2010/wordprocessingGroup" xmlns:wpi="http://schemas.microsoft.com/office/word/2010/wordprocessingInk" xmlns:wne="http://schemas.microsoft.com/office/word/2006/wordml" xmlns:wps="http://schemas.microsoft.com/office/word/2010/wordprocessingShape" mc:Ignorable="w14 w15 w16se w16cid w16 w16cex w16sdtdh wp14">
-  <w16cid:commentId w16cid:paraId="05F9AB9C" w16cid:durableId="1215D1D5"/>
-  <w16cid:commentId w16cid:paraId="4B50068E" w16cid:durableId="27988D95"/>
-  <w16cid:commentId w16cid:paraId="26DD746D" w16cid:durableId="1C1EDE58"/>
-  <w16cid:commentId w16cid:paraId="7AB20E1F" w16cid:durableId="2B2A4489"/>
-  <w16cid:commentId w16cid:paraId="15576EA1" w16cid:durableId="2BFD07C6"/>
-  <w16cid:commentId w16cid:paraId="50EF967A" w16cid:durableId="2B4C5CFD"/>
-  <w16cid:commentId w16cid:paraId="1F77A606" w16cid:durableId="2798A357"/>
-  <w16cid:commentId w16cid:paraId="4BB1A55C" w16cid:durableId="2798A9A1"/>
-  <w16cid:commentId w16cid:paraId="73218688" w16cid:durableId="2798AA08"/>
-  <w16cid:commentId w16cid:paraId="3AB5AD33" w16cid:durableId="2B680AB7"/>
-  <w16cid:commentId w16cid:paraId="018FD447" w16cid:durableId="592D9360"/>
-  <w16cid:commentId w16cid:paraId="6BA53C4D" w16cid:durableId="087CD466"/>
-  <w16cid:commentId w16cid:paraId="2285CD76" w16cid:durableId="7474ACBB"/>
-  <w16cid:commentId w16cid:paraId="233EFC2E" w16cid:durableId="1AB4ABDE"/>
-</w16cid:commentsIds>
-</file>
-
-<file path=word/people.xml><?xml version="1.0" encoding="utf-8"?>
-<w15:people xmlns:wpc="http://schemas.microsoft.com/office/word/2010/wordprocessingCanvas" xmlns:cx="http://schemas.microsoft.com/office/drawing/2014/chartex" xmlns:cx1="http://schemas.microsoft.com/office/drawing/2015/9/8/chartex" xmlns:cx2="http://schemas.microsoft.com/office/drawing/2015/10/21/chartex" xmlns:cx3="http://schemas.microsoft.com/office/drawing/2016/5/9/chartex" xmlns:cx4="http://schemas.microsoft.com/office/drawing/2016/5/10/chartex" xmlns:cx5="http://schemas.microsoft.com/office/drawing/2016/5/11/chartex" xmlns:cx6="http://schemas.microsoft.com/office/drawing/2016/5/12/chartex" xmlns:cx7="http://schemas.microsoft.com/office/drawing/2016/5/13/chartex" xmlns:cx8="http://schemas.microsoft.com/office/drawing/2016/5/14/chartex" xmlns:mc="http://schemas.openxmlformats.org/markup-compatibility/2006" xmlns:aink="http://schemas.microsoft.com/office/drawing/2016/ink" xmlns:am3d="http://schemas.microsoft.com/office/drawing/2017/model3d" xmlns:o="urn:schemas-microsoft-com:office:office" xmlns:r="http://schemas.openxmlformats.org/officeDocument/2006/relationships" xmlns:m="http://schemas.openxmlformats.org/officeDocument/2006/math" xmlns:v="urn:schemas-microsoft-com:vml" xmlns:wp14="http://schemas.microsoft.com/office/word/2010/wordprocessingDrawing" xmlns:wp="http://schemas.openxmlformats.org/drawingml/2006/wordprocessingDrawing" xmlns:w10="urn:schemas-microsoft-com:office:word" xmlns:w="http://schemas.openxmlformats.org/wordprocessingml/2006/main" xmlns:w14="http://schemas.microsoft.com/office/word/2010/wordml" xmlns:w15="http://schemas.microsoft.com/office/word/2012/wordml" xmlns:w16cex="http://schemas.microsoft.com/office/word/2018/wordml/cex" xmlns:w16cid="http://schemas.microsoft.com/office/word/2016/wordml/cid" xmlns:w16="http://schemas.microsoft.com/office/word/2018/wordml" xmlns:w16sdtdh="http://schemas.microsoft.com/office/word/2020/wordml/sdtdatahash" xmlns:w16se="http://schemas.microsoft.com/office/word/2015/wordml/symex" xmlns:wpg="http://schemas.microsoft.com/office/word/2010/wordprocessingGroup" xmlns:wpi="http://schemas.microsoft.com/office/word/2010/wordprocessingInk" xmlns:wne="http://schemas.microsoft.com/office/word/2006/wordml" xmlns:wps="http://schemas.microsoft.com/office/word/2010/wordprocessingShape" mc:Ignorable="w14 w15 w16se w16cid w16 w16cex w16sdtdh wp14">
-  <w15:person w15:author="Александр А. Борисов">
-    <w15:presenceInfo w15:providerId="AD" w15:userId="S-1-5-21-2472377535-3900209669-135479564-1555"/>
-  </w15:person>
-</w15:people>
 </file>
 
 <file path=word/styles.xml><?xml version="1.0" encoding="utf-8"?>

--- a/backend/templates/contract_goods_single.docx
+++ b/backend/templates/contract_goods_single.docx
@@ -12,6 +12,7 @@
           <w:szCs w:val="24"/>
         </w:rPr>
       </w:pPr>
+      <w:commentRangeStart w:id="0"/>
       <w:r>
         <w:rPr>
           <w:sz w:val="24"/>
@@ -19,6 +20,13 @@
         </w:rPr>
         <w:t xml:space="preserve">Договор поставки № {{ contract_number }}</w:t>
       </w:r>
+      <w:commentRangeEnd w:id="0"/>
+      <w:r>
+        <w:rPr>
+          <w:rStyle w:val="CommentReference"/>
+        </w:rPr>
+        <w:commentReference w:id="0"/>
+      </w:r>
       <w:r>
         <w:rPr>
           <w:sz w:val="24"/>
@@ -38,12 +46,44 @@
           <w:szCs w:val="24"/>
         </w:rPr>
       </w:pPr>
+      <w:commentRangeStart w:id="1"/>
+      <w:commentRangeStart w:id="2"/>
+      <w:commentRangeStart w:id="3"/>
+      <w:commentRangeStart w:id="4"/>
       <w:r>
         <w:rPr>
           <w:sz w:val="24"/>
           <w:szCs w:val="24"/>
         </w:rPr>
         <w:t xml:space="preserve">{{ contract_city }}							«{{ contract_date_day }}» {{ contract_date_month }} {{ contract_date_year }} г.</w:t>
+      </w:r>
+      <w:commentRangeEnd w:id="4"/>
+      <w:r>
+        <w:rPr>
+          <w:rStyle w:val="CommentReference"/>
+        </w:rPr>
+        <w:commentReference w:id="4"/>
+      </w:r>
+      <w:commentRangeEnd w:id="3"/>
+      <w:r>
+        <w:rPr>
+          <w:rStyle w:val="CommentReference"/>
+        </w:rPr>
+        <w:commentReference w:id="3"/>
+      </w:r>
+      <w:commentRangeEnd w:id="2"/>
+      <w:r>
+        <w:rPr>
+          <w:rStyle w:val="CommentReference"/>
+        </w:rPr>
+        <w:commentReference w:id="2"/>
+      </w:r>
+      <w:commentRangeEnd w:id="1"/>
+      <w:r>
+        <w:rPr>
+          <w:rStyle w:val="CommentReference"/>
+        </w:rPr>
+        <w:commentReference w:id="1"/>
       </w:r>
       <w:r>
         <w:rPr>
@@ -132,6 +172,8 @@
           <w:szCs w:val="24"/>
         </w:rPr>
       </w:pPr>
+      <w:commentRangeStart w:id="5"/>
+      <w:commentRangeStart w:id="6"/>
       <w:r>
         <w:rPr>
           <w:b/>
@@ -141,6 +183,23 @@
         </w:rPr>
         <w:t xml:space="preserve">{{ customer_full_name }} ({{ customer_short_name }}), именуемая в дальнейшем «Покупатель»</w:t>
       </w:r>
+      <w:commentRangeEnd w:id="6"/>
+      <w:r>
+        <w:rPr>
+          <w:rStyle w:val="CommentReference"/>
+        </w:rPr>
+        <w:commentReference w:id="6"/>
+      </w:r>
+      <w:commentRangeEnd w:id="5"/>
+      <w:r>
+        <w:rPr>
+          <w:rStyle w:val="CommentReference"/>
+        </w:rPr>
+        <w:commentReference w:id="5"/>
+      </w:r>
+      <w:commentRangeStart w:id="7"/>
+      <w:commentRangeStart w:id="8"/>
+      <w:commentRangeStart w:id="9"/>
       <w:r>
         <w:rPr>
           <w:sz w:val="24"/>
@@ -148,6 +207,27 @@
         </w:rPr>
         <w:t xml:space="preserve">, в лице {{ customer_signatory_position }} {{ customer_signatory_name }}, действующего на основании {{ customer_signatory_basis }}, с одной стороны, и</w:t>
       </w:r>
+      <w:commentRangeEnd w:id="9"/>
+      <w:r>
+        <w:rPr>
+          <w:rStyle w:val="CommentReference"/>
+        </w:rPr>
+        <w:commentReference w:id="9"/>
+      </w:r>
+      <w:commentRangeEnd w:id="8"/>
+      <w:r>
+        <w:rPr>
+          <w:rStyle w:val="CommentReference"/>
+        </w:rPr>
+        <w:commentReference w:id="8"/>
+      </w:r>
+      <w:commentRangeEnd w:id="7"/>
+      <w:r>
+        <w:rPr>
+          <w:rStyle w:val="CommentReference"/>
+        </w:rPr>
+        <w:commentReference w:id="7"/>
+      </w:r>
     </w:p>
     <w:p>
       <w:pPr>
@@ -170,9 +250,17 @@
           <w:szCs w:val="24"/>
         </w:rPr>
       </w:pPr>
+      <w:commentRangeStart w:id="10"/>
       <w:r>
         <w:t>{%p if contractor_org_type != 'ИП' %}</w:t>
       </w:r>
+      <w:commentRangeEnd w:id="10"/>
+      <w:r>
+        <w:rPr>
+          <w:rStyle w:val="CommentReference"/>
+        </w:rPr>
+        <w:commentReference w:id="10"/>
+      </w:r>
     </w:p>
     <w:p>
       <w:pPr>
@@ -184,6 +272,11 @@
           <w:szCs w:val="24"/>
         </w:rPr>
       </w:pPr>
+      <w:commentRangeStart w:id="11"/>
+      <w:commentRangeStart w:id="12"/>
+      <w:commentRangeStart w:id="13"/>
+      <w:commentRangeStart w:id="14"/>
+      <w:commentRangeStart w:id="15"/>
       <w:r>
         <w:rPr>
           <w:b/>
@@ -196,6 +289,41 @@
         </w:rPr>
         <w:t xml:space="preserve">{{ contractor_full_name }} ({{ contractor_short_name }}), именуемое/ая в дальнейшем «Поставщик», в лице {{ contractor_signatory_position }} {{ contractor_signatory_name }}, действующего на основании {{ contractor_signatory_basis }}, </w:t>
       </w:r>
+      <w:commentRangeEnd w:id="15"/>
+      <w:r>
+        <w:rPr>
+          <w:rStyle w:val="CommentReference"/>
+        </w:rPr>
+        <w:commentReference w:id="15"/>
+      </w:r>
+      <w:commentRangeEnd w:id="14"/>
+      <w:r>
+        <w:rPr>
+          <w:rStyle w:val="CommentReference"/>
+        </w:rPr>
+        <w:commentReference w:id="14"/>
+      </w:r>
+      <w:commentRangeEnd w:id="13"/>
+      <w:r>
+        <w:rPr>
+          <w:rStyle w:val="CommentReference"/>
+        </w:rPr>
+        <w:commentReference w:id="13"/>
+      </w:r>
+      <w:commentRangeEnd w:id="12"/>
+      <w:r>
+        <w:rPr>
+          <w:rStyle w:val="CommentReference"/>
+        </w:rPr>
+        <w:commentReference w:id="12"/>
+      </w:r>
+      <w:commentRangeEnd w:id="11"/>
+      <w:r>
+        <w:rPr>
+          <w:rStyle w:val="CommentReference"/>
+        </w:rPr>
+        <w:commentReference w:id="11"/>
+      </w:r>
       <w:r>
         <w:rPr>
           <w:i/>
@@ -271,9 +399,17 @@
           <w:szCs w:val="24"/>
         </w:rPr>
       </w:pPr>
+      <w:commentRangeStart w:id="16"/>
       <w:r>
         <w:t>{%p else %}</w:t>
       </w:r>
+      <w:commentRangeEnd w:id="16"/>
+      <w:r>
+        <w:rPr>
+          <w:rStyle w:val="CommentReference"/>
+        </w:rPr>
+        <w:commentReference w:id="16"/>
+      </w:r>
     </w:p>
     <w:p>
       <w:pPr>
@@ -298,6 +434,9 @@
           <w:szCs w:val="24"/>
         </w:rPr>
       </w:pPr>
+      <w:commentRangeStart w:id="17"/>
+      <w:commentRangeStart w:id="18"/>
+      <w:commentRangeStart w:id="19"/>
       <w:r>
         <w:rPr>
           <w:i/>
@@ -307,6 +446,27 @@
         </w:rPr>
         <w:t xml:space="preserve">Индивидуальный предприниматель {{ contractor_full_name }} (ИП {{ contractor_short_name }}), именуемый в дальнейшем «Поставщик», в своем лице и действующий в своих собственных интересах, зарегистрированный в качестве индивидуального предпринимателя в соответствии с законодательством Российской Федерации (ОГРНИП {{ contractor_ogrnip }}), </w:t>
       </w:r>
+      <w:commentRangeEnd w:id="19"/>
+      <w:r>
+        <w:rPr>
+          <w:rStyle w:val="CommentReference"/>
+        </w:rPr>
+        <w:commentReference w:id="19"/>
+      </w:r>
+      <w:commentRangeEnd w:id="18"/>
+      <w:r>
+        <w:rPr>
+          <w:rStyle w:val="CommentReference"/>
+        </w:rPr>
+        <w:commentReference w:id="18"/>
+      </w:r>
+      <w:commentRangeEnd w:id="17"/>
+      <w:r>
+        <w:rPr>
+          <w:rStyle w:val="CommentReference"/>
+        </w:rPr>
+        <w:commentReference w:id="17"/>
+      </w:r>
       <w:r>
         <w:rPr>
           <w:i/>
@@ -413,8 +573,16 @@
           <w:szCs w:val="24"/>
         </w:rPr>
       </w:pPr>
+      <w:commentRangeStart w:id="20"/>
       <w:r>
         <w:t>{%p endif %}</w:t>
+      </w:r>
+      <w:commentRangeEnd w:id="20"/>
+      <w:r>
+        <w:rPr>
+          <w:rStyle w:val="CommentReference"/>
+        </w:rPr>
+        <w:commentReference w:id="20"/>
       </w:r>
     </w:p>
     <w:p>
@@ -1856,12 +2024,84 @@
           <w:szCs w:val="24"/>
         </w:rPr>
       </w:pPr>
+      <w:commentRangeStart w:id="21"/>
+      <w:commentRangeStart w:id="22"/>
+      <w:commentRangeStart w:id="23"/>
+      <w:commentRangeStart w:id="24"/>
+      <w:commentRangeStart w:id="25"/>
+      <w:commentRangeStart w:id="26"/>
+      <w:commentRangeStart w:id="27"/>
+      <w:commentRangeStart w:id="28"/>
+      <w:commentRangeStart w:id="29"/>
       <w:r>
         <w:rPr>
           <w:sz w:val="24"/>
           <w:szCs w:val="24"/>
         </w:rPr>
         <w:t xml:space="preserve">4.1. Общая стоимость товаров, поставляемых по Договору (далее – цена товара), составляет {{ contract_price_num }} ({{ contract_price_words }}) рублей 00 копеек, {%- if vat_applicable %} в т.ч. НДС – {{ vat_rate }}% ({{ vat_amount_num }} ({{ vat_amount_words }}) рублей 00 копеек){%- else %} НДС не облагается на основании {{ vat_exemption_article }}{%- endif %}.</w:t>
+      </w:r>
+      <w:commentRangeEnd w:id="29"/>
+      <w:r>
+        <w:rPr>
+          <w:rStyle w:val="CommentReference"/>
+        </w:rPr>
+        <w:commentReference w:id="29"/>
+      </w:r>
+      <w:commentRangeEnd w:id="28"/>
+      <w:r>
+        <w:rPr>
+          <w:rStyle w:val="CommentReference"/>
+        </w:rPr>
+        <w:commentReference w:id="28"/>
+      </w:r>
+      <w:commentRangeEnd w:id="27"/>
+      <w:r>
+        <w:rPr>
+          <w:rStyle w:val="CommentReference"/>
+        </w:rPr>
+        <w:commentReference w:id="27"/>
+      </w:r>
+      <w:commentRangeEnd w:id="26"/>
+      <w:r>
+        <w:rPr>
+          <w:rStyle w:val="CommentReference"/>
+        </w:rPr>
+        <w:commentReference w:id="26"/>
+      </w:r>
+      <w:commentRangeEnd w:id="25"/>
+      <w:r>
+        <w:rPr>
+          <w:rStyle w:val="CommentReference"/>
+        </w:rPr>
+        <w:commentReference w:id="25"/>
+      </w:r>
+      <w:commentRangeEnd w:id="24"/>
+      <w:r>
+        <w:rPr>
+          <w:rStyle w:val="CommentReference"/>
+        </w:rPr>
+        <w:commentReference w:id="24"/>
+      </w:r>
+      <w:commentRangeEnd w:id="23"/>
+      <w:r>
+        <w:rPr>
+          <w:rStyle w:val="CommentReference"/>
+        </w:rPr>
+        <w:commentReference w:id="23"/>
+      </w:r>
+      <w:commentRangeEnd w:id="22"/>
+      <w:r>
+        <w:rPr>
+          <w:rStyle w:val="CommentReference"/>
+        </w:rPr>
+        <w:commentReference w:id="22"/>
+      </w:r>
+      <w:commentRangeEnd w:id="21"/>
+      <w:r>
+        <w:rPr>
+          <w:rStyle w:val="CommentReference"/>
+        </w:rPr>
+        <w:commentReference w:id="21"/>
       </w:r>
       <w:r>
         <w:rPr>
@@ -1971,9 +2211,17 @@
           <w:szCs w:val="24"/>
         </w:rPr>
       </w:pPr>
+      <w:commentRangeStart w:id="30"/>
       <w:r>
         <w:t>{%p if not vat_applicable %}</w:t>
       </w:r>
+      <w:commentRangeEnd w:id="30"/>
+      <w:r>
+        <w:rPr>
+          <w:rStyle w:val="CommentReference"/>
+        </w:rPr>
+        <w:commentReference w:id="30"/>
+      </w:r>
     </w:p>
     <w:p>
       <w:pPr>
@@ -2052,9 +2300,17 @@
           <w:szCs w:val="24"/>
         </w:rPr>
       </w:pPr>
+      <w:commentRangeStart w:id="31"/>
       <w:r>
         <w:t>{%p endif %}</w:t>
       </w:r>
+      <w:commentRangeEnd w:id="31"/>
+      <w:r>
+        <w:rPr>
+          <w:rStyle w:val="CommentReference"/>
+        </w:rPr>
+        <w:commentReference w:id="31"/>
+      </w:r>
     </w:p>
     <w:p>
       <w:pPr>
@@ -2111,6 +2367,8 @@
           <w:szCs w:val="24"/>
         </w:rPr>
       </w:pPr>
+      <w:commentRangeStart w:id="32"/>
+      <w:commentRangeStart w:id="33"/>
       <w:r>
         <w:rPr>
           <w:i/>
@@ -2121,6 +2379,20 @@
         </w:rPr>
         <w:t xml:space="preserve">4.3. Расчеты осуществляются без авансирования в безналичной форме путем перечисления денежных средств на расчетный счет Поставщика за фактически полученные и принятые Покупателем товары в течение {{ payment_term_days }} ({{ payment_term_days }}) рабочих дней с даты принятия решения Покупателя о принятии товара (подписания Покупателем документов, подтверждающих принятие товара). Платеж считается осуществленным с момента списания денежных средств со счета Покупателя.</w:t>
       </w:r>
+      <w:commentRangeEnd w:id="33"/>
+      <w:r>
+        <w:rPr>
+          <w:rStyle w:val="CommentReference"/>
+        </w:rPr>
+        <w:commentReference w:id="33"/>
+      </w:r>
+      <w:commentRangeEnd w:id="32"/>
+      <w:r>
+        <w:rPr>
+          <w:rStyle w:val="CommentReference"/>
+        </w:rPr>
+        <w:commentReference w:id="32"/>
+      </w:r>
     </w:p>
     <w:p>
       <w:pPr>
@@ -2156,6 +2428,8 @@
         </w:rPr>
         <w:t xml:space="preserve">4.3. </w:t>
       </w:r>
+      <w:commentRangeStart w:id="34"/>
+      <w:commentRangeStart w:id="35"/>
       <w:r>
         <w:rPr>
           <w:i/>
@@ -2166,6 +2440,20 @@
         </w:rPr>
         <w:t xml:space="preserve">Расчеты осуществляются в формате 100% предоплаты в безналичной форме путем перечисления денежных средств на расчетный счет Поставщика в течение {{ payment_term_days }} ({{ payment_term_days }}) рабочих дней с момента заключения настоящего Договора, при условии получения Покупателем от Поставщика счета на оплату. Покупатель не несет ответственности </w:t>
       </w:r>
+      <w:commentRangeEnd w:id="35"/>
+      <w:r>
+        <w:rPr>
+          <w:rStyle w:val="CommentReference"/>
+        </w:rPr>
+        <w:commentReference w:id="35"/>
+      </w:r>
+      <w:commentRangeEnd w:id="34"/>
+      <w:r>
+        <w:rPr>
+          <w:rStyle w:val="CommentReference"/>
+        </w:rPr>
+        <w:commentReference w:id="34"/>
+      </w:r>
       <w:r>
         <w:rPr>
           <w:i/>
@@ -2242,9 +2530,17 @@
           <w:highlight w:val="yellow"/>
         </w:rPr>
       </w:pPr>
+      <w:commentRangeStart w:id="36"/>
       <w:r>
         <w:t>{%p if delivery_by_supplier %}</w:t>
       </w:r>
+      <w:commentRangeEnd w:id="36"/>
+      <w:r>
+        <w:rPr>
+          <w:rStyle w:val="CommentReference"/>
+        </w:rPr>
+        <w:commentReference w:id="36"/>
+      </w:r>
     </w:p>
     <w:p>
       <w:pPr>
@@ -2307,8 +2603,16 @@
           <w:highlight w:val="yellow"/>
         </w:rPr>
       </w:pPr>
+      <w:commentRangeStart w:id="37"/>
       <w:r>
         <w:t>{%p endif %}</w:t>
+      </w:r>
+      <w:commentRangeEnd w:id="37"/>
+      <w:r>
+        <w:rPr>
+          <w:rStyle w:val="CommentReference"/>
+        </w:rPr>
+        <w:commentReference w:id="37"/>
       </w:r>
     </w:p>
     <w:p>
@@ -2447,6 +2751,10 @@
         </w:rPr>
         <w:t xml:space="preserve">4.6. Финансирование </w:t>
       </w:r>
+      <w:commentRangeStart w:id="38"/>
+      <w:commentRangeStart w:id="39"/>
+      <w:commentRangeStart w:id="40"/>
+      <w:commentRangeStart w:id="41"/>
       <w:r>
         <w:rPr>
           <w:rFonts w:eastAsia="Times New Roman" w:cs="Times New Roman"/>
@@ -2456,6 +2764,34 @@
         </w:rPr>
         <w:t xml:space="preserve">договора осуществляется в рамках соглашения о предоставлении субсидии, заключенного между ВСКС и {{ subsidy_ministry_name }} № {{ subsidy_agreement_number }} от {{ subsidy_agreement_date }} г. В связи с оплатой стоимости настоящего договора за счет средств федеральной субсидии, подрядчик (Поставщик) дает свое согласие на осуществление главным распорядителем бюджетных средств, предоставившим субсидию ({{ subsidy_ministry_name }}), и органами государственного (муниципального) финансового контроля проверок (в т.ч. в соответствии </w:t>
       </w:r>
+      <w:commentRangeEnd w:id="41"/>
+      <w:r>
+        <w:rPr>
+          <w:rStyle w:val="CommentReference"/>
+        </w:rPr>
+        <w:commentReference w:id="41"/>
+      </w:r>
+      <w:commentRangeEnd w:id="40"/>
+      <w:r>
+        <w:rPr>
+          <w:rStyle w:val="CommentReference"/>
+        </w:rPr>
+        <w:commentReference w:id="40"/>
+      </w:r>
+      <w:commentRangeEnd w:id="39"/>
+      <w:r>
+        <w:rPr>
+          <w:rStyle w:val="CommentReference"/>
+        </w:rPr>
+        <w:commentReference w:id="39"/>
+      </w:r>
+      <w:commentRangeEnd w:id="38"/>
+      <w:r>
+        <w:rPr>
+          <w:rStyle w:val="CommentReference"/>
+        </w:rPr>
+        <w:commentReference w:id="38"/>
+      </w:r>
       <w:r>
         <w:rPr>
           <w:rFonts w:eastAsia="Times New Roman" w:cs="Times New Roman"/>
@@ -2540,12 +2876,20 @@
           <w:szCs w:val="24"/>
         </w:rPr>
       </w:pPr>
+      <w:commentRangeStart w:id="42"/>
       <w:r>
         <w:rPr>
           <w:sz w:val="24"/>
           <w:szCs w:val="24"/>
         </w:rPr>
         <w:t xml:space="preserve">4.7. В случае уменьшения {{ subsidy_ministry_name }} как получателю</w:t>
+      </w:r>
+      <w:commentRangeEnd w:id="42"/>
+      <w:r>
+        <w:rPr>
+          <w:rStyle w:val="CommentReference"/>
+        </w:rPr>
+        <w:commentReference w:id="42"/>
       </w:r>
       <w:r>
         <w:rPr>
@@ -2634,6 +2978,12 @@
           <w:szCs w:val="24"/>
         </w:rPr>
       </w:pPr>
+      <w:commentRangeStart w:id="43"/>
+      <w:commentRangeStart w:id="44"/>
+      <w:commentRangeStart w:id="45"/>
+      <w:commentRangeStart w:id="46"/>
+      <w:commentRangeStart w:id="47"/>
+      <w:commentRangeStart w:id="48"/>
       <w:r>
         <w:rPr>
           <w:sz w:val="24"/>
@@ -2641,6 +2991,48 @@
         </w:rPr>
         <w:t xml:space="preserve">5.1.2. Поставщик обязуется поставить товар {%- if delivery_date %}в срок до {{ delivery_date }} г.{%- else %}в течение {{ service_term_days }} ({{ service_term_days }}) календарных дней с момента заключения{%- endif %}</w:t>
       </w:r>
+      <w:commentRangeEnd w:id="48"/>
+      <w:r>
+        <w:rPr>
+          <w:rStyle w:val="CommentReference"/>
+        </w:rPr>
+        <w:commentReference w:id="48"/>
+      </w:r>
+      <w:commentRangeEnd w:id="47"/>
+      <w:r>
+        <w:rPr>
+          <w:rStyle w:val="CommentReference"/>
+        </w:rPr>
+        <w:commentReference w:id="47"/>
+      </w:r>
+      <w:commentRangeEnd w:id="46"/>
+      <w:r>
+        <w:rPr>
+          <w:rStyle w:val="CommentReference"/>
+        </w:rPr>
+        <w:commentReference w:id="46"/>
+      </w:r>
+      <w:commentRangeEnd w:id="45"/>
+      <w:r>
+        <w:rPr>
+          <w:rStyle w:val="CommentReference"/>
+        </w:rPr>
+        <w:commentReference w:id="45"/>
+      </w:r>
+      <w:commentRangeEnd w:id="44"/>
+      <w:r>
+        <w:rPr>
+          <w:rStyle w:val="CommentReference"/>
+        </w:rPr>
+        <w:commentReference w:id="44"/>
+      </w:r>
+      <w:commentRangeEnd w:id="43"/>
+      <w:r>
+        <w:rPr>
+          <w:rStyle w:val="CommentReference"/>
+        </w:rPr>
+        <w:commentReference w:id="43"/>
+      </w:r>
       <w:r>
         <w:rPr>
           <w:i/>
@@ -2780,9 +3172,17 @@
           <w:highlight w:val="yellow"/>
         </w:rPr>
       </w:pPr>
+      <w:commentRangeStart w:id="49"/>
       <w:r>
         <w:t>{%p if not delivery_by_supplier %}</w:t>
       </w:r>
+      <w:commentRangeEnd w:id="49"/>
+      <w:r>
+        <w:rPr>
+          <w:rStyle w:val="CommentReference"/>
+        </w:rPr>
+        <w:commentReference w:id="49"/>
+      </w:r>
     </w:p>
     <w:p>
       <w:pPr>
@@ -2858,6 +3258,7 @@
           <w:highlight w:val="yellow"/>
         </w:rPr>
       </w:pPr>
+      <w:commentRangeStart w:id="50"/>
       <w:r>
         <w:rPr>
           <w:i/>
@@ -2868,6 +3269,13 @@
         </w:rPr>
         <w:t xml:space="preserve">Поставка товара осуществляется путем его выборки по месту нахождения Поставщика, находящегося по адресу: {{ contractor_address }}. </w:t>
       </w:r>
+      <w:commentRangeEnd w:id="50"/>
+      <w:r>
+        <w:rPr>
+          <w:rStyle w:val="CommentReference"/>
+        </w:rPr>
+        <w:commentReference w:id="50"/>
+      </w:r>
     </w:p>
     <w:p>
       <w:pPr>
@@ -2977,6 +3385,8 @@
           <w:szCs w:val="24"/>
         </w:rPr>
       </w:pPr>
+      <w:commentRangeStart w:id="51"/>
+      <w:commentRangeStart w:id="52"/>
       <w:r>
         <w:rPr>
           <w:i/>
@@ -2987,6 +3397,20 @@
         </w:rPr>
         <w:t xml:space="preserve">Покупатель обязан обеспечить выборку товара получателем в течение {{ acceptance_term_days }} ({{ acceptance_term_days }}) рабочих дней с момента получения от Поставщика уведомления о готовности товара </w:t>
       </w:r>
+      <w:commentRangeEnd w:id="52"/>
+      <w:r>
+        <w:rPr>
+          <w:rStyle w:val="CommentReference"/>
+        </w:rPr>
+        <w:commentReference w:id="52"/>
+      </w:r>
+      <w:commentRangeEnd w:id="51"/>
+      <w:r>
+        <w:rPr>
+          <w:rStyle w:val="CommentReference"/>
+        </w:rPr>
+        <w:commentReference w:id="51"/>
+      </w:r>
       <w:r>
         <w:rPr>
           <w:i/>
@@ -3052,9 +3476,17 @@
           <w:szCs w:val="24"/>
         </w:rPr>
       </w:pPr>
+      <w:commentRangeStart w:id="53"/>
       <w:r>
         <w:t>{%p else %}</w:t>
       </w:r>
+      <w:commentRangeEnd w:id="53"/>
+      <w:r>
+        <w:rPr>
+          <w:rStyle w:val="CommentReference"/>
+        </w:rPr>
+        <w:commentReference w:id="53"/>
+      </w:r>
     </w:p>
     <w:p>
       <w:pPr>
@@ -3126,6 +3558,7 @@
           <w:highlight w:val="yellow"/>
         </w:rPr>
       </w:pPr>
+      <w:commentRangeStart w:id="54"/>
       <w:r>
         <w:rPr>
           <w:i/>
@@ -3137,6 +3570,13 @@
         <w:lastRenderedPageBreak/>
         <w:t xml:space="preserve">Доставка товара осуществляется силами Поставщика по месту нахождения Покупателя, находящегося по адресу: {{ delivery_location }}. </w:t>
       </w:r>
+      <w:commentRangeEnd w:id="54"/>
+      <w:r>
+        <w:rPr>
+          <w:rStyle w:val="CommentReference"/>
+        </w:rPr>
+        <w:commentReference w:id="54"/>
+      </w:r>
       <w:r>
         <w:rPr>
           <w:i/>
@@ -3280,8 +3720,16 @@
           <w:szCs w:val="24"/>
         </w:rPr>
       </w:pPr>
+      <w:commentRangeStart w:id="55"/>
       <w:r>
         <w:t>{%p endif %}</w:t>
+      </w:r>
+      <w:commentRangeEnd w:id="55"/>
+      <w:r>
+        <w:rPr>
+          <w:rStyle w:val="CommentReference"/>
+        </w:rPr>
+        <w:commentReference w:id="55"/>
       </w:r>
     </w:p>
     <w:p>
@@ -3458,12 +3906,28 @@
           <w:szCs w:val="24"/>
         </w:rPr>
       </w:pPr>
+      <w:commentRangeStart w:id="56"/>
+      <w:commentRangeStart w:id="57"/>
       <w:r>
         <w:rPr>
           <w:sz w:val="24"/>
           <w:szCs w:val="24"/>
         </w:rPr>
         <w:t xml:space="preserve">Приемка товара осуществляется Покупателем в течение {{ acceptance_term_days }} ({{ acceptance_term_days }}) рабочих дней после получения им от Поставщика</w:t>
+      </w:r>
+      <w:commentRangeEnd w:id="57"/>
+      <w:r>
+        <w:rPr>
+          <w:rStyle w:val="CommentReference"/>
+        </w:rPr>
+        <w:commentReference w:id="57"/>
+      </w:r>
+      <w:commentRangeEnd w:id="56"/>
+      <w:r>
+        <w:rPr>
+          <w:rStyle w:val="CommentReference"/>
+        </w:rPr>
+        <w:commentReference w:id="56"/>
       </w:r>
       <w:r>
         <w:rPr>
@@ -3805,6 +4269,7 @@
           <w:szCs w:val="24"/>
         </w:rPr>
       </w:pPr>
+      <w:commentRangeStart w:id="58"/>
       <w:r>
         <w:rPr>
           <w:sz w:val="24"/>
@@ -3812,6 +4277,13 @@
         </w:rPr>
         <w:t xml:space="preserve">7.2.1. В случае просрочки поставки товаров Покупатель вправе потребовать уплаты Поставщиком неустойки (пеней) в размере {{ penalty_rate }}% от общей стоимости непоставленного</w:t>
       </w:r>
+      <w:commentRangeEnd w:id="58"/>
+      <w:r>
+        <w:rPr>
+          <w:rStyle w:val="CommentReference"/>
+        </w:rPr>
+        <w:commentReference w:id="58"/>
+      </w:r>
       <w:r>
         <w:rPr>
           <w:sz w:val="24"/>
@@ -3852,6 +4324,7 @@
           <w:szCs w:val="24"/>
         </w:rPr>
       </w:pPr>
+      <w:commentRangeStart w:id="59"/>
       <w:r>
         <w:rPr>
           <w:sz w:val="24"/>
@@ -3860,6 +4333,13 @@
         <w:t xml:space="preserve">7.2.2. В случае просрочки устранения недостатков в товаре Покупатель вправе потребовать уплаты Поставщиком неустойки (пеней) в размере {{ penalty_rate }}% от стоимости товара 
 с недостатками</w:t>
       </w:r>
+      <w:commentRangeEnd w:id="59"/>
+      <w:r>
+        <w:rPr>
+          <w:rStyle w:val="CommentReference"/>
+        </w:rPr>
+        <w:commentReference w:id="59"/>
+      </w:r>
       <w:r>
         <w:rPr>
           <w:sz w:val="24"/>
@@ -3900,12 +4380,20 @@
           <w:szCs w:val="24"/>
         </w:rPr>
       </w:pPr>
+      <w:commentRangeStart w:id="60"/>
       <w:r>
         <w:rPr>
           <w:sz w:val="24"/>
           <w:szCs w:val="24"/>
         </w:rPr>
         <w:t xml:space="preserve">7.2.3. В случае поставки некачественного и (или) некомплектного товара Покупатель вправе потребовать уплаты Поставщиком штрафа в размере {{ penalty_rate }}% от стоимости такого товара</w:t>
+      </w:r>
+      <w:commentRangeEnd w:id="60"/>
+      <w:r>
+        <w:rPr>
+          <w:rStyle w:val="CommentReference"/>
+        </w:rPr>
+        <w:commentReference w:id="60"/>
       </w:r>
       <w:r>
         <w:rPr>
@@ -5639,12 +6127,20 @@
                 <w:szCs w:val="24"/>
               </w:rPr>
             </w:pPr>
+            <w:commentRangeStart w:id="65"/>
             <w:r>
               <w:rPr>
                 <w:sz w:val="24"/>
                 <w:szCs w:val="24"/>
               </w:rPr>
               <w:t xml:space="preserve">Адрес местонахождения: {{ customer_address }}</w:t>
+            </w:r>
+            <w:commentRangeEnd w:id="65"/>
+            <w:r>
+              <w:rPr>
+                <w:rStyle w:val="CommentReference"/>
+              </w:rPr>
+              <w:commentReference w:id="65"/>
             </w:r>
           </w:p>
           <w:p>
@@ -5654,12 +6150,20 @@
                 <w:szCs w:val="24"/>
               </w:rPr>
             </w:pPr>
+            <w:commentRangeStart w:id="66"/>
             <w:r>
               <w:rPr>
                 <w:sz w:val="24"/>
                 <w:szCs w:val="24"/>
               </w:rPr>
               <w:t xml:space="preserve">Почтовый адрес: {{ customer_address }}</w:t>
+            </w:r>
+            <w:commentRangeEnd w:id="66"/>
+            <w:r>
+              <w:rPr>
+                <w:rStyle w:val="CommentReference"/>
+              </w:rPr>
+              <w:commentReference w:id="66"/>
             </w:r>
           </w:p>
           <w:p>
@@ -5669,12 +6173,28 @@
                 <w:szCs w:val="24"/>
               </w:rPr>
             </w:pPr>
+            <w:commentRangeStart w:id="67"/>
+            <w:commentRangeStart w:id="68"/>
             <w:r>
               <w:rPr>
                 <w:sz w:val="24"/>
                 <w:szCs w:val="24"/>
               </w:rPr>
               <w:t xml:space="preserve">ИНН/КПП {{ customer_inn }}/{{ customer_kpp }}</w:t>
+            </w:r>
+            <w:commentRangeEnd w:id="68"/>
+            <w:r>
+              <w:rPr>
+                <w:rStyle w:val="CommentReference"/>
+              </w:rPr>
+              <w:commentReference w:id="68"/>
+            </w:r>
+            <w:commentRangeEnd w:id="67"/>
+            <w:r>
+              <w:rPr>
+                <w:rStyle w:val="CommentReference"/>
+              </w:rPr>
+              <w:commentReference w:id="67"/>
             </w:r>
           </w:p>
           <w:p>
@@ -5684,12 +6204,20 @@
                 <w:szCs w:val="24"/>
               </w:rPr>
             </w:pPr>
+            <w:commentRangeStart w:id="69"/>
             <w:r>
               <w:rPr>
                 <w:sz w:val="24"/>
                 <w:szCs w:val="24"/>
               </w:rPr>
               <w:t xml:space="preserve">ОГРН {{ customer_ogrn }}</w:t>
+            </w:r>
+            <w:commentRangeEnd w:id="69"/>
+            <w:r>
+              <w:rPr>
+                <w:rStyle w:val="CommentReference"/>
+              </w:rPr>
+              <w:commentReference w:id="69"/>
             </w:r>
           </w:p>
           <w:p>
@@ -5714,12 +6242,20 @@
                 <w:szCs w:val="24"/>
               </w:rPr>
             </w:pPr>
+            <w:commentRangeStart w:id="70"/>
             <w:r>
               <w:rPr>
                 <w:sz w:val="24"/>
                 <w:szCs w:val="24"/>
               </w:rPr>
               <w:t xml:space="preserve">Лицевой счет {{ customer_personal_account }}</w:t>
+            </w:r>
+            <w:commentRangeEnd w:id="70"/>
+            <w:r>
+              <w:rPr>
+                <w:rStyle w:val="CommentReference"/>
+              </w:rPr>
+              <w:commentReference w:id="70"/>
             </w:r>
           </w:p>
           <w:p>
@@ -5729,12 +6265,20 @@
                 <w:szCs w:val="24"/>
               </w:rPr>
             </w:pPr>
+            <w:commentRangeStart w:id="71"/>
             <w:r>
               <w:rPr>
                 <w:sz w:val="24"/>
                 <w:szCs w:val="24"/>
               </w:rPr>
               <w:t xml:space="preserve">Казначейский счет: {{ customer_settlement_account }}</w:t>
+            </w:r>
+            <w:commentRangeEnd w:id="71"/>
+            <w:r>
+              <w:rPr>
+                <w:rStyle w:val="CommentReference"/>
+              </w:rPr>
+              <w:commentReference w:id="71"/>
             </w:r>
           </w:p>
           <w:p>
@@ -5744,12 +6288,20 @@
                 <w:szCs w:val="24"/>
               </w:rPr>
             </w:pPr>
+            <w:commentRangeStart w:id="72"/>
             <w:r>
               <w:rPr>
                 <w:sz w:val="24"/>
                 <w:szCs w:val="24"/>
               </w:rPr>
               <w:t xml:space="preserve">{{ customer_bank_name }}</w:t>
+            </w:r>
+            <w:commentRangeEnd w:id="72"/>
+            <w:r>
+              <w:rPr>
+                <w:rStyle w:val="CommentReference"/>
+              </w:rPr>
+              <w:commentReference w:id="72"/>
             </w:r>
           </w:p>
           <w:p>
@@ -5759,12 +6311,20 @@
                 <w:szCs w:val="24"/>
               </w:rPr>
             </w:pPr>
+            <w:commentRangeStart w:id="73"/>
             <w:r>
               <w:rPr>
                 <w:sz w:val="24"/>
                 <w:szCs w:val="24"/>
               </w:rPr>
               <w:t xml:space="preserve">БИК ТОФК: {{ customer_bik }}</w:t>
+            </w:r>
+            <w:commentRangeEnd w:id="73"/>
+            <w:r>
+              <w:rPr>
+                <w:rStyle w:val="CommentReference"/>
+              </w:rPr>
+              <w:commentReference w:id="73"/>
             </w:r>
           </w:p>
           <w:p>
@@ -5804,12 +6364,20 @@
                 <w:szCs w:val="24"/>
               </w:rPr>
             </w:pPr>
+            <w:commentRangeStart w:id="74"/>
             <w:r>
               <w:rPr>
                 <w:sz w:val="24"/>
                 <w:szCs w:val="24"/>
               </w:rPr>
               <w:t xml:space="preserve">Тел.: {{ customer_phone }}</w:t>
+            </w:r>
+            <w:commentRangeEnd w:id="74"/>
+            <w:r>
+              <w:rPr>
+                <w:rStyle w:val="CommentReference"/>
+              </w:rPr>
+              <w:commentReference w:id="74"/>
             </w:r>
           </w:p>
           <w:p>
@@ -5819,12 +6387,20 @@
                 <w:szCs w:val="24"/>
               </w:rPr>
             </w:pPr>
+            <w:commentRangeStart w:id="75"/>
             <w:r>
               <w:rPr>
                 <w:sz w:val="24"/>
                 <w:szCs w:val="24"/>
               </w:rPr>
               <w:t xml:space="preserve">Эл.почта: {{ contractor_email }}</w:t>
+            </w:r>
+            <w:commentRangeEnd w:id="75"/>
+            <w:r>
+              <w:rPr>
+                <w:rStyle w:val="CommentReference"/>
+              </w:rPr>
+              <w:commentReference w:id="75"/>
             </w:r>
           </w:p>
           <w:p>
@@ -5842,12 +6418,20 @@
                 <w:szCs w:val="24"/>
               </w:rPr>
             </w:pPr>
+            <w:commentRangeStart w:id="76"/>
             <w:r>
               <w:rPr>
                 <w:sz w:val="24"/>
                 <w:szCs w:val="24"/>
               </w:rPr>
               <w:t xml:space="preserve">{{ customer_signatory_position }}</w:t>
+            </w:r>
+            <w:commentRangeEnd w:id="76"/>
+            <w:r>
+              <w:rPr>
+                <w:rStyle w:val="CommentReference"/>
+              </w:rPr>
+              <w:commentReference w:id="76"/>
             </w:r>
           </w:p>
           <w:p>
@@ -5865,12 +6449,20 @@
                 <w:szCs w:val="24"/>
               </w:rPr>
             </w:pPr>
+            <w:commentRangeStart w:id="77"/>
             <w:r>
               <w:rPr>
                 <w:sz w:val="24"/>
                 <w:szCs w:val="24"/>
               </w:rPr>
               <w:t xml:space="preserve">_________________ / {{ customer_signatory_name_initials }}</w:t>
+            </w:r>
+            <w:commentRangeEnd w:id="77"/>
+            <w:r>
+              <w:rPr>
+                <w:rStyle w:val="CommentReference"/>
+              </w:rPr>
+              <w:commentReference w:id="77"/>
             </w:r>
           </w:p>
           <w:p>
@@ -6154,12 +6746,20 @@
                 <w:szCs w:val="24"/>
               </w:rPr>
             </w:pPr>
+            <w:commentRangeStart w:id="78"/>
             <w:r>
               <w:rPr>
                 <w:sz w:val="24"/>
                 <w:szCs w:val="24"/>
               </w:rPr>
               <w:t xml:space="preserve">Эл.почта: {{ contractor_email }}</w:t>
+            </w:r>
+            <w:commentRangeEnd w:id="78"/>
+            <w:r>
+              <w:rPr>
+                <w:rStyle w:val="CommentReference"/>
+              </w:rPr>
+              <w:commentReference w:id="78"/>
             </w:r>
           </w:p>
           <w:p>
@@ -6420,12 +7020,44 @@
           <w:szCs w:val="24"/>
         </w:rPr>
       </w:pPr>
+      <w:commentRangeStart w:id="61"/>
+      <w:commentRangeStart w:id="62"/>
+      <w:commentRangeStart w:id="63"/>
+      <w:commentRangeStart w:id="64"/>
       <w:r>
         <w:rPr>
           <w:sz w:val="24"/>
           <w:szCs w:val="24"/>
         </w:rPr>
         <w:t xml:space="preserve">к Договору поставки № {{ contract_number }} от «{{ contract_date_day }}» {{ contract_date_month }} {{ contract_date_year }} г.</w:t>
+      </w:r>
+      <w:commentRangeEnd w:id="64"/>
+      <w:r>
+        <w:rPr>
+          <w:rStyle w:val="CommentReference"/>
+        </w:rPr>
+        <w:commentReference w:id="64"/>
+      </w:r>
+      <w:commentRangeEnd w:id="63"/>
+      <w:r>
+        <w:rPr>
+          <w:rStyle w:val="CommentReference"/>
+        </w:rPr>
+        <w:commentReference w:id="63"/>
+      </w:r>
+      <w:commentRangeEnd w:id="62"/>
+      <w:r>
+        <w:rPr>
+          <w:rStyle w:val="CommentReference"/>
+        </w:rPr>
+        <w:commentReference w:id="62"/>
+      </w:r>
+      <w:commentRangeEnd w:id="61"/>
+      <w:r>
+        <w:rPr>
+          <w:rStyle w:val="CommentReference"/>
+        </w:rPr>
+        <w:commentReference w:id="61"/>
       </w:r>
     </w:p>
     <w:p>
@@ -6725,12 +7357,20 @@
                 <w:szCs w:val="24"/>
               </w:rPr>
             </w:pPr>
+            <w:commentRangeStart w:id="79"/>
             <w:r>
               <w:rPr>
                 <w:sz w:val="24"/>
                 <w:szCs w:val="24"/>
               </w:rPr>
               <w:t xml:space="preserve">{{ customer_signatory_position }}</w:t>
+            </w:r>
+            <w:commentRangeEnd w:id="79"/>
+            <w:r>
+              <w:rPr>
+                <w:rStyle w:val="CommentReference"/>
+              </w:rPr>
+              <w:commentReference w:id="79"/>
             </w:r>
           </w:p>
           <w:p>
@@ -6756,12 +7396,20 @@
                 <w:szCs w:val="24"/>
               </w:rPr>
             </w:pPr>
+            <w:commentRangeStart w:id="80"/>
             <w:r>
               <w:rPr>
                 <w:sz w:val="24"/>
                 <w:szCs w:val="24"/>
               </w:rPr>
               <w:t xml:space="preserve">_________________ / {{ customer_signatory_name_initials }}</w:t>
+            </w:r>
+            <w:commentRangeEnd w:id="80"/>
+            <w:r>
+              <w:rPr>
+                <w:rStyle w:val="CommentReference"/>
+              </w:rPr>
+              <w:commentReference w:id="80"/>
             </w:r>
           </w:p>
           <w:p>
@@ -6989,6 +7637,1307 @@
     </w:sectPr>
   </w:body>
 </w:document>
+</file>
+
+<file path=word/comments.xml><?xml version="1.0" encoding="utf-8"?>
+<w:comments xmlns:a="http://schemas.openxmlformats.org/drawingml/2006/main" xmlns:pic="http://schemas.openxmlformats.org/drawingml/2006/picture" xmlns:r="http://schemas.openxmlformats.org/officeDocument/2006/relationships" xmlns:w="http://schemas.openxmlformats.org/wordprocessingml/2006/main" xmlns:wp="http://schemas.openxmlformats.org/drawingml/2006/wordprocessingDrawing" xmlns:mc="http://schemas.openxmlformats.org/markup-compatibility/2006" xmlns:a14="http://schemas.microsoft.com/office/drawing/2010/main" xmlns:w14="http://schemas.microsoft.com/office/word/2010/wordml" xmlns:wpc="http://schemas.microsoft.com/office/word/2010/wordprocessingCanvas">
+  <w:comment w:id="0" w:author="Подсказка" w:initials="П" w:date="2026-01-01T00:00:00Z">
+    <w:p>
+      <w:pPr>
+        <w:pStyle w:val="CommentText"/>
+      </w:pPr>
+      <w:r>
+        <w:rPr>
+          <w:rStyle w:val="CommentReference"/>
+        </w:rPr>
+        <w:annotationRef/>
+      </w:r>
+      <w:r>
+        <w:t>Номер договора. Пример: 2026/42</w:t>
+      </w:r>
+    </w:p>
+  </w:comment>
+  <w:comment w:id="1" w:author="Подсказка" w:initials="П" w:date="2026-01-01T00:00:00Z">
+    <w:p>
+      <w:pPr>
+        <w:pStyle w:val="CommentText"/>
+      </w:pPr>
+      <w:r>
+        <w:rPr>
+          <w:rStyle w:val="CommentReference"/>
+        </w:rPr>
+        <w:annotationRef/>
+      </w:r>
+      <w:r>
+        <w:t>Город заключения договора. Пример: Москва</w:t>
+      </w:r>
+    </w:p>
+  </w:comment>
+  <w:comment w:id="2" w:author="Подсказка" w:initials="П" w:date="2026-01-01T00:00:00Z">
+    <w:p>
+      <w:pPr>
+        <w:pStyle w:val="CommentText"/>
+      </w:pPr>
+      <w:r>
+        <w:rPr>
+          <w:rStyle w:val="CommentReference"/>
+        </w:rPr>
+        <w:annotationRef/>
+      </w:r>
+      <w:r>
+        <w:t>День. Пример: 15</w:t>
+      </w:r>
+    </w:p>
+  </w:comment>
+  <w:comment w:id="3" w:author="Подсказка" w:initials="П" w:date="2026-01-01T00:00:00Z">
+    <w:p>
+      <w:pPr>
+        <w:pStyle w:val="CommentText"/>
+      </w:pPr>
+      <w:r>
+        <w:rPr>
+          <w:rStyle w:val="CommentReference"/>
+        </w:rPr>
+        <w:annotationRef/>
+      </w:r>
+      <w:r>
+        <w:t>Месяц прописью. Пример: января</w:t>
+      </w:r>
+    </w:p>
+  </w:comment>
+  <w:comment w:id="4" w:author="Подсказка" w:initials="П" w:date="2026-01-01T00:00:00Z">
+    <w:p>
+      <w:pPr>
+        <w:pStyle w:val="CommentText"/>
+      </w:pPr>
+      <w:r>
+        <w:rPr>
+          <w:rStyle w:val="CommentReference"/>
+        </w:rPr>
+        <w:annotationRef/>
+      </w:r>
+      <w:r>
+        <w:t>Год. Пример: 2026</w:t>
+      </w:r>
+    </w:p>
+  </w:comment>
+  <w:comment w:id="5" w:author="Подсказка" w:initials="П" w:date="2026-01-01T00:00:00Z">
+    <w:p>
+      <w:pPr>
+        <w:pStyle w:val="CommentText"/>
+      </w:pPr>
+      <w:r>
+        <w:rPr>
+          <w:rStyle w:val="CommentReference"/>
+        </w:rPr>
+        <w:annotationRef/>
+      </w:r>
+      <w:r>
+        <w:t>Полное наименование. Пример: Автономная некоммерческая организация «ВСКС»</w:t>
+      </w:r>
+    </w:p>
+  </w:comment>
+  <w:comment w:id="6" w:author="Подсказка" w:initials="П" w:date="2026-01-01T00:00:00Z">
+    <w:p>
+      <w:pPr>
+        <w:pStyle w:val="CommentText"/>
+      </w:pPr>
+      <w:r>
+        <w:rPr>
+          <w:rStyle w:val="CommentReference"/>
+        </w:rPr>
+        <w:annotationRef/>
+      </w:r>
+      <w:r>
+        <w:t>Краткое наименование Заказчика (из карточки организации). Пример: АНО «ВСКС»</w:t>
+      </w:r>
+    </w:p>
+  </w:comment>
+  <w:comment w:id="7" w:author="Подсказка" w:initials="П" w:date="2026-01-01T00:00:00Z">
+    <w:p>
+      <w:pPr>
+        <w:pStyle w:val="CommentText"/>
+      </w:pPr>
+      <w:r>
+        <w:rPr>
+          <w:rStyle w:val="CommentReference"/>
+        </w:rPr>
+        <w:annotationRef/>
+      </w:r>
+      <w:r>
+        <w:t>Должность подписанта. Пример: Президент</w:t>
+      </w:r>
+    </w:p>
+  </w:comment>
+  <w:comment w:id="8" w:author="Подсказка" w:initials="П" w:date="2026-01-01T00:00:00Z">
+    <w:p>
+      <w:pPr>
+        <w:pStyle w:val="CommentText"/>
+      </w:pPr>
+      <w:r>
+        <w:rPr>
+          <w:rStyle w:val="CommentReference"/>
+        </w:rPr>
+        <w:annotationRef/>
+      </w:r>
+      <w:r>
+        <w:t>ФИО подписанта (им.падеж). Пример: Козеев Евгений Викторович</w:t>
+      </w:r>
+    </w:p>
+  </w:comment>
+  <w:comment w:id="9" w:author="Подсказка" w:initials="П" w:date="2026-01-01T00:00:00Z">
+    <w:p>
+      <w:pPr>
+        <w:pStyle w:val="CommentText"/>
+      </w:pPr>
+      <w:r>
+        <w:rPr>
+          <w:rStyle w:val="CommentReference"/>
+        </w:rPr>
+        <w:annotationRef/>
+      </w:r>
+      <w:r>
+        <w:t>Основание полномочий. Пример: Устава</w:t>
+      </w:r>
+    </w:p>
+  </w:comment>
+  <w:comment w:id="10" w:author="Подсказка" w:initials="П" w:date="2026-01-01T00:00:00Z">
+    <w:p>
+      <w:pPr>
+        <w:pStyle w:val="CommentText"/>
+      </w:pPr>
+      <w:r>
+        <w:rPr>
+          <w:rStyle w:val="CommentReference"/>
+        </w:rPr>
+        <w:annotationRef/>
+      </w:r>
+      <w:r>
+        <w:t>Печатается, если контрагент НЕ индивидуальный предприниматель</w:t>
+      </w:r>
+    </w:p>
+  </w:comment>
+  <w:comment w:id="11" w:author="Подсказка" w:initials="П" w:date="2026-01-01T00:00:00Z">
+    <w:p>
+      <w:pPr>
+        <w:pStyle w:val="CommentText"/>
+      </w:pPr>
+      <w:r>
+        <w:rPr>
+          <w:rStyle w:val="CommentReference"/>
+        </w:rPr>
+        <w:annotationRef/>
+      </w:r>
+      <w:r>
+        <w:t>Полное наименование контрагента. Пример: Общество с ограниченной ответственностью «Ромашка»</w:t>
+      </w:r>
+    </w:p>
+  </w:comment>
+  <w:comment w:id="12" w:author="Подсказка" w:initials="П" w:date="2026-01-01T00:00:00Z">
+    <w:p>
+      <w:pPr>
+        <w:pStyle w:val="CommentText"/>
+      </w:pPr>
+      <w:r>
+        <w:rPr>
+          <w:rStyle w:val="CommentReference"/>
+        </w:rPr>
+        <w:annotationRef/>
+      </w:r>
+      <w:r>
+        <w:t>Краткое наименование Подрядчика (из карточки контрагента). Пример: ООО «Ромашка»</w:t>
+      </w:r>
+    </w:p>
+  </w:comment>
+  <w:comment w:id="13" w:author="Подсказка" w:initials="П" w:date="2026-01-01T00:00:00Z">
+    <w:p>
+      <w:pPr>
+        <w:pStyle w:val="CommentText"/>
+      </w:pPr>
+      <w:r>
+        <w:rPr>
+          <w:rStyle w:val="CommentReference"/>
+        </w:rPr>
+        <w:annotationRef/>
+      </w:r>
+      <w:r>
+        <w:t>Должность подписанта. Пример: Генеральный директор</w:t>
+      </w:r>
+    </w:p>
+  </w:comment>
+  <w:comment w:id="14" w:author="Подсказка" w:initials="П" w:date="2026-01-01T00:00:00Z">
+    <w:p>
+      <w:pPr>
+        <w:pStyle w:val="CommentText"/>
+      </w:pPr>
+      <w:r>
+        <w:rPr>
+          <w:rStyle w:val="CommentReference"/>
+        </w:rPr>
+        <w:annotationRef/>
+      </w:r>
+      <w:r>
+        <w:t>ФИО в им.падеже. Пример: Петров Пётр Петрович</w:t>
+      </w:r>
+    </w:p>
+  </w:comment>
+  <w:comment w:id="15" w:author="Подсказка" w:initials="П" w:date="2026-01-01T00:00:00Z">
+    <w:p>
+      <w:pPr>
+        <w:pStyle w:val="CommentText"/>
+      </w:pPr>
+      <w:r>
+        <w:rPr>
+          <w:rStyle w:val="CommentReference"/>
+        </w:rPr>
+        <w:annotationRef/>
+      </w:r>
+      <w:r>
+        <w:t>Основание полномочий. Пример: Устава</w:t>
+      </w:r>
+    </w:p>
+  </w:comment>
+  <w:comment w:id="16" w:author="Подсказка" w:initials="П" w:date="2026-01-01T00:00:00Z">
+    <w:p>
+      <w:pPr>
+        <w:pStyle w:val="CommentText"/>
+      </w:pPr>
+      <w:r>
+        <w:rPr>
+          <w:rStyle w:val="CommentReference"/>
+        </w:rPr>
+        <w:annotationRef/>
+      </w:r>
+      <w:r>
+        <w:t>Иначе — противоположный случай к условию выше</w:t>
+      </w:r>
+    </w:p>
+  </w:comment>
+  <w:comment w:id="17" w:author="Подсказка" w:initials="П" w:date="2026-01-01T00:00:00Z">
+    <w:p>
+      <w:pPr>
+        <w:pStyle w:val="CommentText"/>
+      </w:pPr>
+      <w:r>
+        <w:rPr>
+          <w:rStyle w:val="CommentReference"/>
+        </w:rPr>
+        <w:annotationRef/>
+      </w:r>
+      <w:r>
+        <w:t>Полное наименование контрагента. Пример: Общество с ограниченной ответственностью «Ромашка»</w:t>
+      </w:r>
+    </w:p>
+  </w:comment>
+  <w:comment w:id="18" w:author="Подсказка" w:initials="П" w:date="2026-01-01T00:00:00Z">
+    <w:p>
+      <w:pPr>
+        <w:pStyle w:val="CommentText"/>
+      </w:pPr>
+      <w:r>
+        <w:rPr>
+          <w:rStyle w:val="CommentReference"/>
+        </w:rPr>
+        <w:annotationRef/>
+      </w:r>
+      <w:r>
+        <w:t>Краткое наименование Подрядчика (из карточки контрагента). Пример: ООО «Ромашка»</w:t>
+      </w:r>
+    </w:p>
+  </w:comment>
+  <w:comment w:id="19" w:author="Подсказка" w:initials="П" w:date="2026-01-01T00:00:00Z">
+    <w:p>
+      <w:pPr>
+        <w:pStyle w:val="CommentText"/>
+      </w:pPr>
+      <w:r>
+        <w:rPr>
+          <w:rStyle w:val="CommentReference"/>
+        </w:rPr>
+        <w:annotationRef/>
+      </w:r>
+      <w:r>
+        <w:t>ОГРНИП (только для ИП). Пример: 304770000000001</w:t>
+      </w:r>
+    </w:p>
+  </w:comment>
+  <w:comment w:id="20" w:author="Подсказка" w:initials="П" w:date="2026-01-01T00:00:00Z">
+    <w:p>
+      <w:pPr>
+        <w:pStyle w:val="CommentText"/>
+      </w:pPr>
+      <w:r>
+        <w:rPr>
+          <w:rStyle w:val="CommentReference"/>
+        </w:rPr>
+        <w:annotationRef/>
+      </w:r>
+      <w:r>
+        <w:t>Конец условия</w:t>
+      </w:r>
+    </w:p>
+  </w:comment>
+  <w:comment w:id="21" w:author="Подсказка" w:initials="П" w:date="2026-01-01T00:00:00Z">
+    <w:p>
+      <w:pPr>
+        <w:pStyle w:val="CommentText"/>
+      </w:pPr>
+      <w:r>
+        <w:rPr>
+          <w:rStyle w:val="CommentReference"/>
+        </w:rPr>
+        <w:annotationRef/>
+      </w:r>
+      <w:r>
+        <w:t>Цена без валюты. Пример: 130 000,00</w:t>
+      </w:r>
+    </w:p>
+  </w:comment>
+  <w:comment w:id="22" w:author="Подсказка" w:initials="П" w:date="2026-01-01T00:00:00Z">
+    <w:p>
+      <w:pPr>
+        <w:pStyle w:val="CommentText"/>
+      </w:pPr>
+      <w:r>
+        <w:rPr>
+          <w:rStyle w:val="CommentReference"/>
+        </w:rPr>
+        <w:annotationRef/>
+      </w:r>
+      <w:r>
+        <w:t>Цена прописью. Пример: сто тридцать тысяч рублей 00 копеек</w:t>
+      </w:r>
+    </w:p>
+  </w:comment>
+  <w:comment w:id="23" w:author="Подсказка" w:initials="П" w:date="2026-01-01T00:00:00Z">
+    <w:p>
+      <w:pPr>
+        <w:pStyle w:val="CommentText"/>
+      </w:pPr>
+      <w:r>
+        <w:rPr>
+          <w:rStyle w:val="CommentReference"/>
+        </w:rPr>
+        <w:annotationRef/>
+      </w:r>
+      <w:r>
+        <w:t>Печатается, если договор с НДС</w:t>
+      </w:r>
+    </w:p>
+  </w:comment>
+  <w:comment w:id="24" w:author="Подсказка" w:initials="П" w:date="2026-01-01T00:00:00Z">
+    <w:p>
+      <w:pPr>
+        <w:pStyle w:val="CommentText"/>
+      </w:pPr>
+      <w:r>
+        <w:rPr>
+          <w:rStyle w:val="CommentReference"/>
+        </w:rPr>
+        <w:annotationRef/>
+      </w:r>
+      <w:r>
+        <w:t>Ставка НДС. Пример: 20</w:t>
+      </w:r>
+    </w:p>
+  </w:comment>
+  <w:comment w:id="25" w:author="Подсказка" w:initials="П" w:date="2026-01-01T00:00:00Z">
+    <w:p>
+      <w:pPr>
+        <w:pStyle w:val="CommentText"/>
+      </w:pPr>
+      <w:r>
+        <w:rPr>
+          <w:rStyle w:val="CommentReference"/>
+        </w:rPr>
+        <w:annotationRef/>
+      </w:r>
+      <w:r>
+        <w:t>Сумма НДС цифрами. Пример: 21 666,67</w:t>
+      </w:r>
+    </w:p>
+  </w:comment>
+  <w:comment w:id="26" w:author="Подсказка" w:initials="П" w:date="2026-01-01T00:00:00Z">
+    <w:p>
+      <w:pPr>
+        <w:pStyle w:val="CommentText"/>
+      </w:pPr>
+      <w:r>
+        <w:rPr>
+          <w:rStyle w:val="CommentReference"/>
+        </w:rPr>
+        <w:annotationRef/>
+      </w:r>
+      <w:r>
+        <w:t>Сумма НДС прописью. Пример: двадцать одна тысяча 666 руб. 67 коп.</w:t>
+      </w:r>
+    </w:p>
+  </w:comment>
+  <w:comment w:id="27" w:author="Подсказка" w:initials="П" w:date="2026-01-01T00:00:00Z">
+    <w:p>
+      <w:pPr>
+        <w:pStyle w:val="CommentText"/>
+      </w:pPr>
+      <w:r>
+        <w:rPr>
+          <w:rStyle w:val="CommentReference"/>
+        </w:rPr>
+        <w:annotationRef/>
+      </w:r>
+      <w:r>
+        <w:t>Иначе — противоположный случай к условию выше</w:t>
+      </w:r>
+    </w:p>
+  </w:comment>
+  <w:comment w:id="28" w:author="Подсказка" w:initials="П" w:date="2026-01-01T00:00:00Z">
+    <w:p>
+      <w:pPr>
+        <w:pStyle w:val="CommentText"/>
+      </w:pPr>
+      <w:r>
+        <w:rPr>
+          <w:rStyle w:val="CommentReference"/>
+        </w:rPr>
+        <w:annotationRef/>
+      </w:r>
+      <w:r>
+        <w:t>Статья освобождения от НДС. Пример: ст. 149 НК РФ</w:t>
+      </w:r>
+    </w:p>
+  </w:comment>
+  <w:comment w:id="29" w:author="Подсказка" w:initials="П" w:date="2026-01-01T00:00:00Z">
+    <w:p>
+      <w:pPr>
+        <w:pStyle w:val="CommentText"/>
+      </w:pPr>
+      <w:r>
+        <w:rPr>
+          <w:rStyle w:val="CommentReference"/>
+        </w:rPr>
+        <w:annotationRef/>
+      </w:r>
+      <w:r>
+        <w:t>Конец условия</w:t>
+      </w:r>
+    </w:p>
+  </w:comment>
+  <w:comment w:id="30" w:author="Подсказка" w:initials="П" w:date="2026-01-01T00:00:00Z">
+    <w:p>
+      <w:pPr>
+        <w:pStyle w:val="CommentText"/>
+      </w:pPr>
+      <w:r>
+        <w:rPr>
+          <w:rStyle w:val="CommentReference"/>
+        </w:rPr>
+        <w:annotationRef/>
+      </w:r>
+      <w:r>
+        <w:t>Печатается, если договор БЕЗ НДС</w:t>
+      </w:r>
+    </w:p>
+  </w:comment>
+  <w:comment w:id="31" w:author="Подсказка" w:initials="П" w:date="2026-01-01T00:00:00Z">
+    <w:p>
+      <w:pPr>
+        <w:pStyle w:val="CommentText"/>
+      </w:pPr>
+      <w:r>
+        <w:rPr>
+          <w:rStyle w:val="CommentReference"/>
+        </w:rPr>
+        <w:annotationRef/>
+      </w:r>
+      <w:r>
+        <w:t>Конец условия</w:t>
+      </w:r>
+    </w:p>
+  </w:comment>
+  <w:comment w:id="32" w:author="Подсказка" w:initials="П" w:date="2026-01-01T00:00:00Z">
+    <w:p>
+      <w:pPr>
+        <w:pStyle w:val="CommentText"/>
+      </w:pPr>
+      <w:r>
+        <w:rPr>
+          <w:rStyle w:val="CommentReference"/>
+        </w:rPr>
+        <w:annotationRef/>
+      </w:r>
+      <w:r>
+        <w:t>Срок оплаты в календарных днях. Пример: 10</w:t>
+      </w:r>
+    </w:p>
+  </w:comment>
+  <w:comment w:id="33" w:author="Подсказка" w:initials="П" w:date="2026-01-01T00:00:00Z">
+    <w:p>
+      <w:pPr>
+        <w:pStyle w:val="CommentText"/>
+      </w:pPr>
+      <w:r>
+        <w:rPr>
+          <w:rStyle w:val="CommentReference"/>
+        </w:rPr>
+        <w:annotationRef/>
+      </w:r>
+      <w:r>
+        <w:t>Срок оплаты в календарных днях. Пример: 10</w:t>
+      </w:r>
+    </w:p>
+  </w:comment>
+  <w:comment w:id="34" w:author="Подсказка" w:initials="П" w:date="2026-01-01T00:00:00Z">
+    <w:p>
+      <w:pPr>
+        <w:pStyle w:val="CommentText"/>
+      </w:pPr>
+      <w:r>
+        <w:rPr>
+          <w:rStyle w:val="CommentReference"/>
+        </w:rPr>
+        <w:annotationRef/>
+      </w:r>
+      <w:r>
+        <w:t>Срок оплаты в календарных днях. Пример: 10</w:t>
+      </w:r>
+    </w:p>
+  </w:comment>
+  <w:comment w:id="35" w:author="Подсказка" w:initials="П" w:date="2026-01-01T00:00:00Z">
+    <w:p>
+      <w:pPr>
+        <w:pStyle w:val="CommentText"/>
+      </w:pPr>
+      <w:r>
+        <w:rPr>
+          <w:rStyle w:val="CommentReference"/>
+        </w:rPr>
+        <w:annotationRef/>
+      </w:r>
+      <w:r>
+        <w:t>Срок оплаты в календарных днях. Пример: 10</w:t>
+      </w:r>
+    </w:p>
+  </w:comment>
+  <w:comment w:id="36" w:author="Подсказка" w:initials="П" w:date="2026-01-01T00:00:00Z">
+    <w:p>
+      <w:pPr>
+        <w:pStyle w:val="CommentText"/>
+      </w:pPr>
+      <w:r>
+        <w:rPr>
+          <w:rStyle w:val="CommentReference"/>
+        </w:rPr>
+        <w:annotationRef/>
+      </w:r>
+      <w:r>
+        <w:t>Этот блок печатается, если доставка идёт силами поставщика</w:t>
+      </w:r>
+    </w:p>
+  </w:comment>
+  <w:comment w:id="37" w:author="Подсказка" w:initials="П" w:date="2026-01-01T00:00:00Z">
+    <w:p>
+      <w:pPr>
+        <w:pStyle w:val="CommentText"/>
+      </w:pPr>
+      <w:r>
+        <w:rPr>
+          <w:rStyle w:val="CommentReference"/>
+        </w:rPr>
+        <w:annotationRef/>
+      </w:r>
+      <w:r>
+        <w:t>Конец условия</w:t>
+      </w:r>
+    </w:p>
+  </w:comment>
+  <w:comment w:id="38" w:author="Подсказка" w:initials="П" w:date="2026-01-01T00:00:00Z">
+    <w:p>
+      <w:pPr>
+        <w:pStyle w:val="CommentText"/>
+      </w:pPr>
+      <w:r>
+        <w:rPr>
+          <w:rStyle w:val="CommentReference"/>
+        </w:rPr>
+        <w:annotationRef/>
+      </w:r>
+      <w:r>
+        <w:t>Наименование министерства, предоставившего субсидию. Пример: Министерство труда и социальной защиты Российской Федерации</w:t>
+      </w:r>
+    </w:p>
+  </w:comment>
+  <w:comment w:id="39" w:author="Подсказка" w:initials="П" w:date="2026-01-01T00:00:00Z">
+    <w:p>
+      <w:pPr>
+        <w:pStyle w:val="CommentText"/>
+      </w:pPr>
+      <w:r>
+        <w:rPr>
+          <w:rStyle w:val="CommentReference"/>
+        </w:rPr>
+        <w:annotationRef/>
+      </w:r>
+      <w:r>
+        <w:t>Номер соглашения о предоставлении субсидии. Пример: 091-10-2026-008</w:t>
+      </w:r>
+    </w:p>
+  </w:comment>
+  <w:comment w:id="40" w:author="Подсказка" w:initials="П" w:date="2026-01-01T00:00:00Z">
+    <w:p>
+      <w:pPr>
+        <w:pStyle w:val="CommentText"/>
+      </w:pPr>
+      <w:r>
+        <w:rPr>
+          <w:rStyle w:val="CommentReference"/>
+        </w:rPr>
+        <w:annotationRef/>
+      </w:r>
+      <w:r>
+        <w:t>Дата соглашения о предоставлении субсидии. Пример: 28.01.2026</w:t>
+      </w:r>
+    </w:p>
+  </w:comment>
+  <w:comment w:id="41" w:author="Подсказка" w:initials="П" w:date="2026-01-01T00:00:00Z">
+    <w:p>
+      <w:pPr>
+        <w:pStyle w:val="CommentText"/>
+      </w:pPr>
+      <w:r>
+        <w:rPr>
+          <w:rStyle w:val="CommentReference"/>
+        </w:rPr>
+        <w:annotationRef/>
+      </w:r>
+      <w:r>
+        <w:t>Наименование министерства, предоставившего субсидию. Пример: Министерство труда и социальной защиты Российской Федерации</w:t>
+      </w:r>
+    </w:p>
+  </w:comment>
+  <w:comment w:id="42" w:author="Подсказка" w:initials="П" w:date="2026-01-01T00:00:00Z">
+    <w:p>
+      <w:pPr>
+        <w:pStyle w:val="CommentText"/>
+      </w:pPr>
+      <w:r>
+        <w:rPr>
+          <w:rStyle w:val="CommentReference"/>
+        </w:rPr>
+        <w:annotationRef/>
+      </w:r>
+      <w:r>
+        <w:t>Наименование министерства, предоставившего субсидию. Пример: Министерство труда и социальной защиты Российской Федерации</w:t>
+      </w:r>
+    </w:p>
+  </w:comment>
+  <w:comment w:id="43" w:author="Подсказка" w:initials="П" w:date="2026-01-01T00:00:00Z">
+    <w:p>
+      <w:pPr>
+        <w:pStyle w:val="CommentText"/>
+      </w:pPr>
+      <w:r>
+        <w:rPr>
+          <w:rStyle w:val="CommentReference"/>
+        </w:rPr>
+        <w:annotationRef/>
+      </w:r>
+      <w:r>
+        <w:t>Печатается, если у поставки задана конкретная дата</w:t>
+      </w:r>
+    </w:p>
+  </w:comment>
+  <w:comment w:id="44" w:author="Подсказка" w:initials="П" w:date="2026-01-01T00:00:00Z">
+    <w:p>
+      <w:pPr>
+        <w:pStyle w:val="CommentText"/>
+      </w:pPr>
+      <w:r>
+        <w:rPr>
+          <w:rStyle w:val="CommentReference"/>
+        </w:rPr>
+        <w:annotationRef/>
+      </w:r>
+      <w:r>
+        <w:t>Дата поставки. Пример: 20.01.2026</w:t>
+      </w:r>
+    </w:p>
+  </w:comment>
+  <w:comment w:id="45" w:author="Подсказка" w:initials="П" w:date="2026-01-01T00:00:00Z">
+    <w:p>
+      <w:pPr>
+        <w:pStyle w:val="CommentText"/>
+      </w:pPr>
+      <w:r>
+        <w:rPr>
+          <w:rStyle w:val="CommentReference"/>
+        </w:rPr>
+        <w:annotationRef/>
+      </w:r>
+      <w:r>
+        <w:t>Иначе — противоположный случай к условию выше</w:t>
+      </w:r>
+    </w:p>
+  </w:comment>
+  <w:comment w:id="46" w:author="Подсказка" w:initials="П" w:date="2026-01-01T00:00:00Z">
+    <w:p>
+      <w:pPr>
+        <w:pStyle w:val="CommentText"/>
+      </w:pPr>
+      <w:r>
+        <w:rPr>
+          <w:rStyle w:val="CommentReference"/>
+        </w:rPr>
+        <w:annotationRef/>
+      </w:r>
+      <w:r>
+        <w:t>Кол-во дней (для mode=duration). Пример: 30</w:t>
+      </w:r>
+    </w:p>
+  </w:comment>
+  <w:comment w:id="47" w:author="Подсказка" w:initials="П" w:date="2026-01-01T00:00:00Z">
+    <w:p>
+      <w:pPr>
+        <w:pStyle w:val="CommentText"/>
+      </w:pPr>
+      <w:r>
+        <w:rPr>
+          <w:rStyle w:val="CommentReference"/>
+        </w:rPr>
+        <w:annotationRef/>
+      </w:r>
+      <w:r>
+        <w:t>Кол-во дней (для mode=duration). Пример: 30</w:t>
+      </w:r>
+    </w:p>
+  </w:comment>
+  <w:comment w:id="48" w:author="Подсказка" w:initials="П" w:date="2026-01-01T00:00:00Z">
+    <w:p>
+      <w:pPr>
+        <w:pStyle w:val="CommentText"/>
+      </w:pPr>
+      <w:r>
+        <w:rPr>
+          <w:rStyle w:val="CommentReference"/>
+        </w:rPr>
+        <w:annotationRef/>
+      </w:r>
+      <w:r>
+        <w:t>Конец условия</w:t>
+      </w:r>
+    </w:p>
+  </w:comment>
+  <w:comment w:id="49" w:author="Подсказка" w:initials="П" w:date="2026-01-01T00:00:00Z">
+    <w:p>
+      <w:pPr>
+        <w:pStyle w:val="CommentText"/>
+      </w:pPr>
+      <w:r>
+        <w:rPr>
+          <w:rStyle w:val="CommentReference"/>
+        </w:rPr>
+        <w:annotationRef/>
+      </w:r>
+      <w:r>
+        <w:t>Этот блок печатается, если поставщик НЕ доставляет товар сам — то есть самовывоз со склада поставщика</w:t>
+      </w:r>
+    </w:p>
+  </w:comment>
+  <w:comment w:id="50" w:author="Подсказка" w:initials="П" w:date="2026-01-01T00:00:00Z">
+    <w:p>
+      <w:pPr>
+        <w:pStyle w:val="CommentText"/>
+      </w:pPr>
+      <w:r>
+        <w:rPr>
+          <w:rStyle w:val="CommentReference"/>
+        </w:rPr>
+        <w:annotationRef/>
+      </w:r>
+      <w:r>
+        <w:t>Юридический адрес. Пример: 101000, г. Москва, ул. Цветочная, д. 1, оф. 5</w:t>
+      </w:r>
+    </w:p>
+  </w:comment>
+  <w:comment w:id="51" w:author="Подсказка" w:initials="П" w:date="2026-01-01T00:00:00Z">
+    <w:p>
+      <w:pPr>
+        <w:pStyle w:val="CommentText"/>
+      </w:pPr>
+      <w:r>
+        <w:rPr>
+          <w:rStyle w:val="CommentReference"/>
+        </w:rPr>
+        <w:annotationRef/>
+      </w:r>
+      <w:r>
+        <w:t>Срок приёмки в рабочих днях. Пример: 5</w:t>
+      </w:r>
+    </w:p>
+  </w:comment>
+  <w:comment w:id="52" w:author="Подсказка" w:initials="П" w:date="2026-01-01T00:00:00Z">
+    <w:p>
+      <w:pPr>
+        <w:pStyle w:val="CommentText"/>
+      </w:pPr>
+      <w:r>
+        <w:rPr>
+          <w:rStyle w:val="CommentReference"/>
+        </w:rPr>
+        <w:annotationRef/>
+      </w:r>
+      <w:r>
+        <w:t>Срок приёмки в рабочих днях. Пример: 5</w:t>
+      </w:r>
+    </w:p>
+  </w:comment>
+  <w:comment w:id="53" w:author="Подсказка" w:initials="П" w:date="2026-01-01T00:00:00Z">
+    <w:p>
+      <w:pPr>
+        <w:pStyle w:val="CommentText"/>
+      </w:pPr>
+      <w:r>
+        <w:rPr>
+          <w:rStyle w:val="CommentReference"/>
+        </w:rPr>
+        <w:annotationRef/>
+      </w:r>
+      <w:r>
+        <w:t>Иначе — противоположный случай к условию выше</w:t>
+      </w:r>
+    </w:p>
+  </w:comment>
+  <w:comment w:id="54" w:author="Подсказка" w:initials="П" w:date="2026-01-01T00:00:00Z">
+    <w:p>
+      <w:pPr>
+        <w:pStyle w:val="CommentText"/>
+      </w:pPr>
+      <w:r>
+        <w:rPr>
+          <w:rStyle w:val="CommentReference"/>
+        </w:rPr>
+        <w:annotationRef/>
+      </w:r>
+      <w:r>
+        <w:t>Место оказания услуг / доставки. Пример: г. Москва, ул. Ленина, д. 1</w:t>
+      </w:r>
+    </w:p>
+  </w:comment>
+  <w:comment w:id="55" w:author="Подсказка" w:initials="П" w:date="2026-01-01T00:00:00Z">
+    <w:p>
+      <w:pPr>
+        <w:pStyle w:val="CommentText"/>
+      </w:pPr>
+      <w:r>
+        <w:rPr>
+          <w:rStyle w:val="CommentReference"/>
+        </w:rPr>
+        <w:annotationRef/>
+      </w:r>
+      <w:r>
+        <w:t>Конец условия</w:t>
+      </w:r>
+    </w:p>
+  </w:comment>
+  <w:comment w:id="56" w:author="Подсказка" w:initials="П" w:date="2026-01-01T00:00:00Z">
+    <w:p>
+      <w:pPr>
+        <w:pStyle w:val="CommentText"/>
+      </w:pPr>
+      <w:r>
+        <w:rPr>
+          <w:rStyle w:val="CommentReference"/>
+        </w:rPr>
+        <w:annotationRef/>
+      </w:r>
+      <w:r>
+        <w:t>Срок приёмки в рабочих днях. Пример: 5</w:t>
+      </w:r>
+    </w:p>
+  </w:comment>
+  <w:comment w:id="57" w:author="Подсказка" w:initials="П" w:date="2026-01-01T00:00:00Z">
+    <w:p>
+      <w:pPr>
+        <w:pStyle w:val="CommentText"/>
+      </w:pPr>
+      <w:r>
+        <w:rPr>
+          <w:rStyle w:val="CommentReference"/>
+        </w:rPr>
+        <w:annotationRef/>
+      </w:r>
+      <w:r>
+        <w:t>Срок приёмки в рабочих днях. Пример: 5</w:t>
+      </w:r>
+    </w:p>
+  </w:comment>
+  <w:comment w:id="58" w:author="Подсказка" w:initials="П" w:date="2026-01-01T00:00:00Z">
+    <w:p>
+      <w:pPr>
+        <w:pStyle w:val="CommentText"/>
+      </w:pPr>
+      <w:r>
+        <w:rPr>
+          <w:rStyle w:val="CommentReference"/>
+        </w:rPr>
+        <w:annotationRef/>
+      </w:r>
+      <w:r>
+        <w:t>Ставка неустойки за день просрочки, в процентах. Пример: 0,1</w:t>
+      </w:r>
+    </w:p>
+  </w:comment>
+  <w:comment w:id="59" w:author="Подсказка" w:initials="П" w:date="2026-01-01T00:00:00Z">
+    <w:p>
+      <w:pPr>
+        <w:pStyle w:val="CommentText"/>
+      </w:pPr>
+      <w:r>
+        <w:rPr>
+          <w:rStyle w:val="CommentReference"/>
+        </w:rPr>
+        <w:annotationRef/>
+      </w:r>
+      <w:r>
+        <w:t>Ставка неустойки за день просрочки, в процентах. Пример: 0,1</w:t>
+      </w:r>
+    </w:p>
+  </w:comment>
+  <w:comment w:id="60" w:author="Подсказка" w:initials="П" w:date="2026-01-01T00:00:00Z">
+    <w:p>
+      <w:pPr>
+        <w:pStyle w:val="CommentText"/>
+      </w:pPr>
+      <w:r>
+        <w:rPr>
+          <w:rStyle w:val="CommentReference"/>
+        </w:rPr>
+        <w:annotationRef/>
+      </w:r>
+      <w:r>
+        <w:t>Ставка неустойки за день просрочки, в процентах. Пример: 0,1</w:t>
+      </w:r>
+    </w:p>
+  </w:comment>
+  <w:comment w:id="61" w:author="Подсказка" w:initials="П" w:date="2026-01-01T00:00:00Z">
+    <w:p>
+      <w:pPr>
+        <w:pStyle w:val="CommentText"/>
+      </w:pPr>
+      <w:r>
+        <w:rPr>
+          <w:rStyle w:val="CommentReference"/>
+        </w:rPr>
+        <w:annotationRef/>
+      </w:r>
+      <w:r>
+        <w:t>Номер договора. Пример: 2026/42</w:t>
+      </w:r>
+    </w:p>
+  </w:comment>
+  <w:comment w:id="62" w:author="Подсказка" w:initials="П" w:date="2026-01-01T00:00:00Z">
+    <w:p>
+      <w:pPr>
+        <w:pStyle w:val="CommentText"/>
+      </w:pPr>
+      <w:r>
+        <w:rPr>
+          <w:rStyle w:val="CommentReference"/>
+        </w:rPr>
+        <w:annotationRef/>
+      </w:r>
+      <w:r>
+        <w:t>День. Пример: 15</w:t>
+      </w:r>
+    </w:p>
+  </w:comment>
+  <w:comment w:id="63" w:author="Подсказка" w:initials="П" w:date="2026-01-01T00:00:00Z">
+    <w:p>
+      <w:pPr>
+        <w:pStyle w:val="CommentText"/>
+      </w:pPr>
+      <w:r>
+        <w:rPr>
+          <w:rStyle w:val="CommentReference"/>
+        </w:rPr>
+        <w:annotationRef/>
+      </w:r>
+      <w:r>
+        <w:t>Месяц прописью. Пример: января</w:t>
+      </w:r>
+    </w:p>
+  </w:comment>
+  <w:comment w:id="64" w:author="Подсказка" w:initials="П" w:date="2026-01-01T00:00:00Z">
+    <w:p>
+      <w:pPr>
+        <w:pStyle w:val="CommentText"/>
+      </w:pPr>
+      <w:r>
+        <w:rPr>
+          <w:rStyle w:val="CommentReference"/>
+        </w:rPr>
+        <w:annotationRef/>
+      </w:r>
+      <w:r>
+        <w:t>Год. Пример: 2026</w:t>
+      </w:r>
+    </w:p>
+  </w:comment>
+  <w:comment w:id="65" w:author="Подсказка" w:initials="П" w:date="2026-01-01T00:00:00Z">
+    <w:p>
+      <w:pPr>
+        <w:pStyle w:val="CommentText"/>
+      </w:pPr>
+      <w:r>
+        <w:rPr>
+          <w:rStyle w:val="CommentReference"/>
+        </w:rPr>
+        <w:annotationRef/>
+      </w:r>
+      <w:r>
+        <w:t>Юридический адрес. Пример: г. Москва, ул. Ленина, д. 1</w:t>
+      </w:r>
+    </w:p>
+  </w:comment>
+  <w:comment w:id="66" w:author="Подсказка" w:initials="П" w:date="2026-01-01T00:00:00Z">
+    <w:p>
+      <w:pPr>
+        <w:pStyle w:val="CommentText"/>
+      </w:pPr>
+      <w:r>
+        <w:rPr>
+          <w:rStyle w:val="CommentReference"/>
+        </w:rPr>
+        <w:annotationRef/>
+      </w:r>
+      <w:r>
+        <w:t>Юридический адрес. Пример: г. Москва, ул. Ленина, д. 1</w:t>
+      </w:r>
+    </w:p>
+  </w:comment>
+  <w:comment w:id="67" w:author="Подсказка" w:initials="П" w:date="2026-01-01T00:00:00Z">
+    <w:p>
+      <w:pPr>
+        <w:pStyle w:val="CommentText"/>
+      </w:pPr>
+      <w:r>
+        <w:rPr>
+          <w:rStyle w:val="CommentReference"/>
+        </w:rPr>
+        <w:annotationRef/>
+      </w:r>
+      <w:r>
+        <w:t>ИНН Заказчика. Пример: 7700000001</w:t>
+      </w:r>
+    </w:p>
+  </w:comment>
+  <w:comment w:id="68" w:author="Подсказка" w:initials="П" w:date="2026-01-01T00:00:00Z">
+    <w:p>
+      <w:pPr>
+        <w:pStyle w:val="CommentText"/>
+      </w:pPr>
+      <w:r>
+        <w:rPr>
+          <w:rStyle w:val="CommentReference"/>
+        </w:rPr>
+        <w:annotationRef/>
+      </w:r>
+      <w:r>
+        <w:t>КПП Заказчика. Пример: 770001001</w:t>
+      </w:r>
+    </w:p>
+  </w:comment>
+  <w:comment w:id="69" w:author="Подсказка" w:initials="П" w:date="2026-01-01T00:00:00Z">
+    <w:p>
+      <w:pPr>
+        <w:pStyle w:val="CommentText"/>
+      </w:pPr>
+      <w:r>
+        <w:rPr>
+          <w:rStyle w:val="CommentReference"/>
+        </w:rPr>
+        <w:annotationRef/>
+      </w:r>
+      <w:r>
+        <w:t>ОГРН Заказчика. Пример: 1027700000001</w:t>
+      </w:r>
+    </w:p>
+  </w:comment>
+  <w:comment w:id="70" w:author="Подсказка" w:initials="П" w:date="2026-01-01T00:00:00Z">
+    <w:p>
+      <w:pPr>
+        <w:pStyle w:val="CommentText"/>
+      </w:pPr>
+      <w:r>
+        <w:rPr>
+          <w:rStyle w:val="CommentReference"/>
+        </w:rPr>
+        <w:annotationRef/>
+      </w:r>
+      <w:r>
+        <w:t>Лицевой счёт заказчика в казначействе. Пример: 71234Ц56789</w:t>
+      </w:r>
+    </w:p>
+  </w:comment>
+  <w:comment w:id="71" w:author="Подсказка" w:initials="П" w:date="2026-01-01T00:00:00Z">
+    <w:p>
+      <w:pPr>
+        <w:pStyle w:val="CommentText"/>
+      </w:pPr>
+      <w:r>
+        <w:rPr>
+          <w:rStyle w:val="CommentReference"/>
+        </w:rPr>
+        <w:annotationRef/>
+      </w:r>
+      <w:r>
+        <w:t>Расчётный счёт Заказчика. Пример: 40703810400000000001</w:t>
+      </w:r>
+    </w:p>
+  </w:comment>
+  <w:comment w:id="72" w:author="Подсказка" w:initials="П" w:date="2026-01-01T00:00:00Z">
+    <w:p>
+      <w:pPr>
+        <w:pStyle w:val="CommentText"/>
+      </w:pPr>
+      <w:r>
+        <w:rPr>
+          <w:rStyle w:val="CommentReference"/>
+        </w:rPr>
+        <w:annotationRef/>
+      </w:r>
+      <w:r>
+        <w:t>Банк Заказчика. Пример: ПАО «Сбербанк»</w:t>
+      </w:r>
+    </w:p>
+  </w:comment>
+  <w:comment w:id="73" w:author="Подсказка" w:initials="П" w:date="2026-01-01T00:00:00Z">
+    <w:p>
+      <w:pPr>
+        <w:pStyle w:val="CommentText"/>
+      </w:pPr>
+      <w:r>
+        <w:rPr>
+          <w:rStyle w:val="CommentReference"/>
+        </w:rPr>
+        <w:annotationRef/>
+      </w:r>
+      <w:r>
+        <w:t>БИК банка Заказчика. Пример: 044525225</w:t>
+      </w:r>
+    </w:p>
+  </w:comment>
+  <w:comment w:id="74" w:author="Подсказка" w:initials="П" w:date="2026-01-01T00:00:00Z">
+    <w:p>
+      <w:pPr>
+        <w:pStyle w:val="CommentText"/>
+      </w:pPr>
+      <w:r>
+        <w:rPr>
+          <w:rStyle w:val="CommentReference"/>
+        </w:rPr>
+        <w:annotationRef/>
+      </w:r>
+      <w:r>
+        <w:t>Телефон. Пример: +7 (495) 000-00-01</w:t>
+      </w:r>
+    </w:p>
+  </w:comment>
+  <w:comment w:id="75" w:author="Подсказка" w:initials="П" w:date="2026-01-01T00:00:00Z">
+    <w:p>
+      <w:pPr>
+        <w:pStyle w:val="CommentText"/>
+      </w:pPr>
+      <w:r>
+        <w:rPr>
+          <w:rStyle w:val="CommentReference"/>
+        </w:rPr>
+        <w:annotationRef/>
+      </w:r>
+      <w:r>
+        <w:t>E-mail. Пример: info@romashka.ru</w:t>
+      </w:r>
+    </w:p>
+  </w:comment>
+  <w:comment w:id="76" w:author="Подсказка" w:initials="П" w:date="2026-01-01T00:00:00Z">
+    <w:p>
+      <w:pPr>
+        <w:pStyle w:val="CommentText"/>
+      </w:pPr>
+      <w:r>
+        <w:rPr>
+          <w:rStyle w:val="CommentReference"/>
+        </w:rPr>
+        <w:annotationRef/>
+      </w:r>
+      <w:r>
+        <w:t>Должность подписанта. Пример: Президент</w:t>
+      </w:r>
+    </w:p>
+  </w:comment>
+  <w:comment w:id="77" w:author="Подсказка" w:initials="П" w:date="2026-01-01T00:00:00Z">
+    <w:p>
+      <w:pPr>
+        <w:pStyle w:val="CommentText"/>
+      </w:pPr>
+      <w:r>
+        <w:rPr>
+          <w:rStyle w:val="CommentReference"/>
+        </w:rPr>
+        <w:annotationRef/>
+      </w:r>
+      <w:r>
+        <w:t>Подписант заказчика в формате «И.О. Фамилия». Пример: И.И. Иванов</w:t>
+      </w:r>
+    </w:p>
+  </w:comment>
+  <w:comment w:id="78" w:author="Подсказка" w:initials="П" w:date="2026-01-01T00:00:00Z">
+    <w:p>
+      <w:pPr>
+        <w:pStyle w:val="CommentText"/>
+      </w:pPr>
+      <w:r>
+        <w:rPr>
+          <w:rStyle w:val="CommentReference"/>
+        </w:rPr>
+        <w:annotationRef/>
+      </w:r>
+      <w:r>
+        <w:t>E-mail. Пример: info@romashka.ru</w:t>
+      </w:r>
+    </w:p>
+  </w:comment>
+  <w:comment w:id="79" w:author="Подсказка" w:initials="П" w:date="2026-01-01T00:00:00Z">
+    <w:p>
+      <w:pPr>
+        <w:pStyle w:val="CommentText"/>
+      </w:pPr>
+      <w:r>
+        <w:rPr>
+          <w:rStyle w:val="CommentReference"/>
+        </w:rPr>
+        <w:annotationRef/>
+      </w:r>
+      <w:r>
+        <w:t>Должность подписанта. Пример: Президент</w:t>
+      </w:r>
+    </w:p>
+  </w:comment>
+  <w:comment w:id="80" w:author="Подсказка" w:initials="П" w:date="2026-01-01T00:00:00Z">
+    <w:p>
+      <w:pPr>
+        <w:pStyle w:val="CommentText"/>
+      </w:pPr>
+      <w:r>
+        <w:rPr>
+          <w:rStyle w:val="CommentReference"/>
+        </w:rPr>
+        <w:annotationRef/>
+      </w:r>
+      <w:r>
+        <w:t>Подписант заказчика в формате «И.О. Фамилия». Пример: И.И. Иванов</w:t>
+      </w:r>
+    </w:p>
+  </w:comment>
+</w:comments>
 </file>
 
 <file path=word/people.xml><?xml version="1.0" encoding="utf-8"?>
